--- a/LIFEBOOK U939/LIFEBOOK U939.docx
+++ b/LIFEBOOK U939/LIFEBOOK U939.docx
@@ -18,6 +18,10 @@
     <w:p>
       <w:pPr>
         <w:pStyle w:val="1"/>
+        <w:numPr>
+          <w:ilvl w:val="0"/>
+          <w:numId w:val="1"/>
+        </w:numPr>
         <w:bidi w:val="0"/>
         <w:jc w:val="left"/>
         <w:rPr/>
@@ -30,13 +34,17 @@
     <w:p>
       <w:pPr>
         <w:pStyle w:val="1"/>
+        <w:numPr>
+          <w:ilvl w:val="0"/>
+          <w:numId w:val="1"/>
+        </w:numPr>
         <w:bidi w:val="0"/>
         <w:jc w:val="left"/>
         <w:rPr/>
       </w:pPr>
       <w:r>
         <w:drawing>
-          <wp:anchor behindDoc="0" distT="0" distB="0" distL="0" distR="0" simplePos="0" locked="0" layoutInCell="0" allowOverlap="1" relativeHeight="2">
+          <wp:anchor behindDoc="0" distT="0" distB="0" distL="0" distR="0" simplePos="0" locked="0" layoutInCell="0" allowOverlap="1" relativeHeight="23">
             <wp:simplePos x="0" y="0"/>
             <wp:positionH relativeFrom="column">
               <wp:align>center</wp:align>
@@ -106,12 +114,27 @@
         <w:rPr/>
       </w:pPr>
       <w:r>
+        <w:rPr>
+          <w:rFonts w:ascii="Liberation Serif" w:hAnsi="Liberation Serif" w:cs="TakaoPGothic"/>
+          <w:color w:val="auto"/>
+          <w:kern w:val="2"/>
+          <w:sz w:val="24"/>
+          <w:szCs w:val="24"/>
+          <w:lang w:val="en-US" w:eastAsia="ja-JP" w:bidi="hi-IN"/>
+        </w:rPr>
+        <w:t>大容量モデルらしい。</w:t>
+      </w:r>
+    </w:p>
+    <w:p>
+      <w:pPr>
+        <w:pStyle w:val="Style16"/>
+        <w:bidi w:val="0"/>
+        <w:jc w:val="left"/>
         <w:rPr/>
-        <w:t xml:space="preserve">Design </w:t>
-      </w:r>
+      </w:pPr>
       <w:r>
         <w:rPr/>
-        <w:t>capacity 50,256 mWh</w:t>
+        <w:t>Design capacity 50,256 mWh</w:t>
       </w:r>
     </w:p>
     <w:p>
@@ -141,6 +164,10 @@
     <w:p>
       <w:pPr>
         <w:pStyle w:val="1"/>
+        <w:numPr>
+          <w:ilvl w:val="0"/>
+          <w:numId w:val="1"/>
+        </w:numPr>
         <w:bidi w:val="0"/>
         <w:jc w:val="left"/>
         <w:rPr/>
@@ -153,12 +180,208 @@
     <w:p>
       <w:pPr>
         <w:pStyle w:val="Style16"/>
+        <w:bidi w:val="0"/>
+        <w:jc w:val="left"/>
+        <w:rPr/>
+      </w:pPr>
+      <w:r>
+        <w:rPr>
+          <w:rFonts w:ascii="Liberation Serif" w:hAnsi="Liberation Serif" w:cs="TakaoPGothic"/>
+          <w:color w:val="auto"/>
+          <w:kern w:val="2"/>
+          <w:sz w:val="24"/>
+          <w:szCs w:val="24"/>
+          <w:lang w:val="en-US" w:eastAsia="ja-JP" w:bidi="hi-IN"/>
+        </w:rPr>
+        <w:t>重量</w:t>
+      </w:r>
+      <w:r>
+        <w:rPr>
+          <w:rFonts w:eastAsia="Noto Serif CJK JP" w:cs="TakaoPGothic"/>
+          <w:color w:val="auto"/>
+          <w:kern w:val="2"/>
+          <w:sz w:val="24"/>
+          <w:szCs w:val="24"/>
+          <w:lang w:val="en-US" w:eastAsia="ja-JP" w:bidi="hi-IN"/>
+        </w:rPr>
+        <w:t xml:space="preserve">: 959g </w:t>
+      </w:r>
+      <w:r>
+        <w:rPr>
+          <w:rFonts w:eastAsia="Noto Serif CJK JP" w:cs="TakaoPGothic"/>
+          <w:color w:val="auto"/>
+          <w:kern w:val="2"/>
+          <w:sz w:val="24"/>
+          <w:szCs w:val="24"/>
+          <w:lang w:val="en-US" w:eastAsia="ja-JP" w:bidi="hi-IN"/>
+        </w:rPr>
+        <w:t>(</w:t>
+      </w:r>
+      <w:r>
+        <w:rPr>
+          <w:rFonts w:ascii="Liberation Serif" w:hAnsi="Liberation Serif" w:cs="TakaoPGothic"/>
+          <w:color w:val="auto"/>
+          <w:kern w:val="2"/>
+          <w:sz w:val="24"/>
+          <w:szCs w:val="24"/>
+          <w:lang w:val="en-US" w:eastAsia="ja-JP" w:bidi="hi-IN"/>
+        </w:rPr>
+        <w:t>大容量モデル</w:t>
+      </w:r>
+      <w:r>
+        <w:rPr>
+          <w:rFonts w:eastAsia="Noto Serif CJK JP" w:cs="TakaoPGothic"/>
+          <w:color w:val="auto"/>
+          <w:kern w:val="2"/>
+          <w:sz w:val="24"/>
+          <w:szCs w:val="24"/>
+          <w:lang w:val="en-US" w:eastAsia="ja-JP" w:bidi="hi-IN"/>
+        </w:rPr>
+        <w:t>)</w:t>
+      </w:r>
+    </w:p>
+    <w:p>
+      <w:pPr>
+        <w:pStyle w:val="Style16"/>
+        <w:bidi w:val="0"/>
+        <w:jc w:val="left"/>
+        <w:rPr/>
+      </w:pPr>
+      <w:r>
+        <w:rPr>
+          <w:rFonts w:ascii="Liberation Serif" w:hAnsi="Liberation Serif" w:cs="TakaoPGothic"/>
+          <w:color w:val="auto"/>
+          <w:kern w:val="2"/>
+          <w:sz w:val="24"/>
+          <w:szCs w:val="24"/>
+          <w:lang w:val="en-US" w:eastAsia="ja-JP" w:bidi="hi-IN"/>
+        </w:rPr>
+        <w:t>タッチパネル搭載</w:t>
+      </w:r>
+    </w:p>
+    <w:p>
+      <w:pPr>
+        <w:pStyle w:val="Style16"/>
+        <w:bidi w:val="0"/>
+        <w:jc w:val="left"/>
+        <w:rPr/>
+      </w:pPr>
+      <w:r>
+        <w:rPr>
+          <w:rFonts w:eastAsia="Noto Serif CJK JP" w:cs="TakaoPGothic"/>
+          <w:color w:val="auto"/>
+          <w:kern w:val="2"/>
+          <w:sz w:val="24"/>
+          <w:szCs w:val="24"/>
+          <w:lang w:val="en-US" w:eastAsia="ja-JP" w:bidi="hi-IN"/>
+        </w:rPr>
+        <w:t>CPU: i5-8365U</w:t>
+      </w:r>
+      <w:r>
+        <w:rPr>
+          <w:rFonts w:ascii="Liberation Serif" w:hAnsi="Liberation Serif" w:cs="TakaoPGothic"/>
+          <w:color w:val="auto"/>
+          <w:kern w:val="2"/>
+          <w:sz w:val="24"/>
+          <w:szCs w:val="24"/>
+          <w:lang w:val="en-US" w:eastAsia="ja-JP" w:bidi="hi-IN"/>
+        </w:rPr>
+        <w:t>　</w:t>
+      </w:r>
+      <w:r>
+        <w:rPr>
+          <w:rFonts w:eastAsia="Noto Serif CJK JP" w:cs="TakaoPGothic"/>
+          <w:color w:val="auto"/>
+          <w:kern w:val="2"/>
+          <w:sz w:val="24"/>
+          <w:szCs w:val="24"/>
+          <w:lang w:val="en-US" w:eastAsia="ja-JP" w:bidi="hi-IN"/>
+        </w:rPr>
+        <w:t>4</w:t>
+      </w:r>
+      <w:r>
+        <w:rPr>
+          <w:rFonts w:ascii="Liberation Serif" w:hAnsi="Liberation Serif" w:cs="TakaoPGothic"/>
+          <w:color w:val="auto"/>
+          <w:kern w:val="2"/>
+          <w:sz w:val="24"/>
+          <w:szCs w:val="24"/>
+          <w:lang w:val="en-US" w:eastAsia="ja-JP" w:bidi="hi-IN"/>
+        </w:rPr>
+        <w:t>コア</w:t>
+      </w:r>
+      <w:r>
+        <w:rPr>
+          <w:rFonts w:eastAsia="Noto Serif CJK JP" w:cs="TakaoPGothic"/>
+          <w:color w:val="auto"/>
+          <w:kern w:val="2"/>
+          <w:sz w:val="24"/>
+          <w:szCs w:val="24"/>
+          <w:lang w:val="en-US" w:eastAsia="ja-JP" w:bidi="hi-IN"/>
+        </w:rPr>
+        <w:t>8</w:t>
+      </w:r>
+      <w:r>
+        <w:rPr>
+          <w:rFonts w:ascii="Liberation Serif" w:hAnsi="Liberation Serif" w:cs="TakaoPGothic"/>
+          <w:color w:val="auto"/>
+          <w:kern w:val="2"/>
+          <w:sz w:val="24"/>
+          <w:szCs w:val="24"/>
+          <w:lang w:val="en-US" w:eastAsia="ja-JP" w:bidi="hi-IN"/>
+        </w:rPr>
+        <w:t>スレッド</w:t>
+      </w:r>
+    </w:p>
+    <w:p>
+      <w:pPr>
+        <w:pStyle w:val="Style16"/>
+        <w:bidi w:val="0"/>
+        <w:jc w:val="left"/>
+        <w:rPr/>
+      </w:pPr>
+      <w:r>
+        <w:rPr>
+          <w:rFonts w:ascii="Liberation Serif" w:hAnsi="Liberation Serif" w:cs="TakaoPGothic"/>
+          <w:color w:val="auto"/>
+          <w:kern w:val="2"/>
+          <w:sz w:val="24"/>
+          <w:szCs w:val="24"/>
+          <w:lang w:val="en-US" w:eastAsia="ja-JP" w:bidi="hi-IN"/>
+        </w:rPr>
+        <w:t>無線</w:t>
+      </w:r>
+      <w:r>
+        <w:rPr>
+          <w:rFonts w:eastAsia="Noto Serif CJK JP" w:cs="TakaoPGothic"/>
+          <w:color w:val="auto"/>
+          <w:kern w:val="2"/>
+          <w:sz w:val="24"/>
+          <w:szCs w:val="24"/>
+          <w:lang w:val="en-US" w:eastAsia="ja-JP" w:bidi="hi-IN"/>
+        </w:rPr>
+        <w:t>WAN</w:t>
+      </w:r>
+      <w:r>
+        <w:rPr>
+          <w:rFonts w:ascii="Liberation Serif" w:hAnsi="Liberation Serif" w:cs="TakaoPGothic"/>
+          <w:color w:val="auto"/>
+          <w:kern w:val="2"/>
+          <w:sz w:val="24"/>
+          <w:szCs w:val="24"/>
+          <w:lang w:val="en-US" w:eastAsia="ja-JP" w:bidi="hi-IN"/>
+        </w:rPr>
+        <w:t>なし</w:t>
+      </w:r>
+    </w:p>
+    <w:p>
+      <w:pPr>
+        <w:pStyle w:val="Style16"/>
         <w:numPr>
           <w:ilvl w:val="0"/>
           <w:numId w:val="2"/>
         </w:numPr>
         <w:tabs>
-          <w:tab w:val="clear" w:pos="709"/>
           <w:tab w:val="left" w:pos="709" w:leader="none"/>
         </w:tabs>
         <w:bidi w:val="0"/>
@@ -185,20 +408,20 @@
         </w:tblCellMar>
       </w:tblPr>
       <w:tblGrid>
-        <w:gridCol w:w="1814"/>
-        <w:gridCol w:w="23"/>
-        <w:gridCol w:w="1819"/>
+        <w:gridCol w:w="1813"/>
+        <w:gridCol w:w="24"/>
+        <w:gridCol w:w="1818"/>
         <w:gridCol w:w="48"/>
         <w:gridCol w:w="1068"/>
         <w:gridCol w:w="1657"/>
-        <w:gridCol w:w="1652"/>
-        <w:gridCol w:w="1557"/>
+        <w:gridCol w:w="1653"/>
+        <w:gridCol w:w="1556"/>
       </w:tblGrid>
       <w:tr>
         <w:trPr/>
         <w:tc>
           <w:tcPr>
-            <w:tcW w:w="3656" w:type="dxa"/>
+            <w:tcW w:w="3655" w:type="dxa"/>
             <w:gridSpan w:val="3"/>
             <w:vMerge w:val="restart"/>
             <w:tcBorders/>
@@ -207,6 +430,7 @@
           <w:p>
             <w:pPr>
               <w:pStyle w:val="Style22"/>
+              <w:widowControl w:val="false"/>
               <w:suppressLineNumbers/>
               <w:bidi w:val="0"/>
               <w:jc w:val="center"/>
@@ -236,6 +460,7 @@
           <w:p>
             <w:pPr>
               <w:pStyle w:val="Style22"/>
+              <w:widowControl w:val="false"/>
               <w:suppressLineNumbers/>
               <w:bidi w:val="0"/>
               <w:jc w:val="center"/>
@@ -257,6 +482,7 @@
           <w:p>
             <w:pPr>
               <w:pStyle w:val="Style22"/>
+              <w:widowControl w:val="false"/>
               <w:suppressLineNumbers/>
               <w:bidi w:val="0"/>
               <w:jc w:val="center"/>
@@ -285,7 +511,7 @@
         <w:trPr/>
         <w:tc>
           <w:tcPr>
-            <w:tcW w:w="3656" w:type="dxa"/>
+            <w:tcW w:w="3655" w:type="dxa"/>
             <w:gridSpan w:val="3"/>
             <w:vMerge w:val="continue"/>
             <w:tcBorders/>
@@ -294,6 +520,7 @@
           <w:p>
             <w:pPr>
               <w:pStyle w:val="Style21"/>
+              <w:widowControl w:val="false"/>
               <w:bidi w:val="0"/>
               <w:jc w:val="left"/>
               <w:rPr>
@@ -319,6 +546,7 @@
           <w:p>
             <w:pPr>
               <w:pStyle w:val="Style22"/>
+              <w:widowControl w:val="false"/>
               <w:suppressLineNumbers/>
               <w:bidi w:val="0"/>
               <w:jc w:val="center"/>
@@ -341,6 +569,7 @@
           <w:p>
             <w:pPr>
               <w:pStyle w:val="Style22"/>
+              <w:widowControl w:val="false"/>
               <w:suppressLineNumbers/>
               <w:bidi w:val="0"/>
               <w:jc w:val="center"/>
@@ -357,7 +586,7 @@
         <w:trPr/>
         <w:tc>
           <w:tcPr>
-            <w:tcW w:w="3656" w:type="dxa"/>
+            <w:tcW w:w="3655" w:type="dxa"/>
             <w:gridSpan w:val="3"/>
             <w:vMerge w:val="continue"/>
             <w:tcBorders/>
@@ -366,6 +595,7 @@
           <w:p>
             <w:pPr>
               <w:pStyle w:val="Style21"/>
+              <w:widowControl w:val="false"/>
               <w:bidi w:val="0"/>
               <w:jc w:val="left"/>
               <w:rPr>
@@ -391,6 +621,7 @@
           <w:p>
             <w:pPr>
               <w:pStyle w:val="Style22"/>
+              <w:widowControl w:val="false"/>
               <w:suppressLineNumbers/>
               <w:bidi w:val="0"/>
               <w:jc w:val="center"/>
@@ -449,6 +680,7 @@
           <w:p>
             <w:pPr>
               <w:pStyle w:val="Style21"/>
+              <w:widowControl w:val="false"/>
               <w:bidi w:val="0"/>
               <w:jc w:val="left"/>
               <w:rPr>
@@ -469,7 +701,7 @@
         <w:trPr/>
         <w:tc>
           <w:tcPr>
-            <w:tcW w:w="4772" w:type="dxa"/>
+            <w:tcW w:w="4771" w:type="dxa"/>
             <w:gridSpan w:val="5"/>
             <w:tcBorders/>
             <w:vAlign w:val="center"/>
@@ -477,6 +709,7 @@
           <w:p>
             <w:pPr>
               <w:pStyle w:val="Style22"/>
+              <w:widowControl w:val="false"/>
               <w:suppressLineNumbers/>
               <w:bidi w:val="0"/>
               <w:jc w:val="center"/>
@@ -502,6 +735,7 @@
           <w:p>
             <w:pPr>
               <w:pStyle w:val="Style22"/>
+              <w:widowControl w:val="false"/>
               <w:suppressLineNumbers/>
               <w:bidi w:val="0"/>
               <w:jc w:val="center"/>
@@ -557,7 +791,7 @@
         <w:trPr/>
         <w:tc>
           <w:tcPr>
-            <w:tcW w:w="4772" w:type="dxa"/>
+            <w:tcW w:w="4771" w:type="dxa"/>
             <w:gridSpan w:val="5"/>
             <w:tcBorders/>
             <w:vAlign w:val="center"/>
@@ -565,6 +799,7 @@
           <w:p>
             <w:pPr>
               <w:pStyle w:val="Style22"/>
+              <w:widowControl w:val="false"/>
               <w:suppressLineNumbers/>
               <w:bidi w:val="0"/>
               <w:jc w:val="center"/>
@@ -590,6 +825,7 @@
           <w:p>
             <w:pPr>
               <w:pStyle w:val="Style22"/>
+              <w:widowControl w:val="false"/>
               <w:suppressLineNumbers/>
               <w:bidi w:val="0"/>
               <w:jc w:val="center"/>
@@ -654,6 +890,7 @@
           <w:p>
             <w:pPr>
               <w:pStyle w:val="Style22"/>
+              <w:widowControl w:val="false"/>
               <w:suppressLineNumbers/>
               <w:bidi w:val="0"/>
               <w:jc w:val="center"/>
@@ -667,7 +904,7 @@
         </w:tc>
         <w:tc>
           <w:tcPr>
-            <w:tcW w:w="2935" w:type="dxa"/>
+            <w:tcW w:w="2934" w:type="dxa"/>
             <w:gridSpan w:val="3"/>
             <w:tcBorders/>
             <w:vAlign w:val="center"/>
@@ -675,6 +912,7 @@
           <w:p>
             <w:pPr>
               <w:pStyle w:val="Style22"/>
+              <w:widowControl w:val="false"/>
               <w:suppressLineNumbers/>
               <w:bidi w:val="0"/>
               <w:jc w:val="center"/>
@@ -725,7 +963,7 @@
         </w:tc>
         <w:tc>
           <w:tcPr>
-            <w:tcW w:w="1652" w:type="dxa"/>
+            <w:tcW w:w="1653" w:type="dxa"/>
             <w:tcBorders/>
             <w:vAlign w:val="center"/>
           </w:tcPr>
@@ -762,7 +1000,7 @@
         </w:tc>
         <w:tc>
           <w:tcPr>
-            <w:tcW w:w="1557" w:type="dxa"/>
+            <w:tcW w:w="1556" w:type="dxa"/>
             <w:tcBorders/>
             <w:vAlign w:val="center"/>
           </w:tcPr>
@@ -807,6 +1045,7 @@
           <w:p>
             <w:pPr>
               <w:pStyle w:val="Style21"/>
+              <w:widowControl w:val="false"/>
               <w:bidi w:val="0"/>
               <w:jc w:val="left"/>
               <w:rPr>
@@ -824,7 +1063,7 @@
         </w:tc>
         <w:tc>
           <w:tcPr>
-            <w:tcW w:w="2935" w:type="dxa"/>
+            <w:tcW w:w="2934" w:type="dxa"/>
             <w:gridSpan w:val="3"/>
             <w:tcBorders/>
             <w:vAlign w:val="center"/>
@@ -832,6 +1071,7 @@
           <w:p>
             <w:pPr>
               <w:pStyle w:val="Style22"/>
+              <w:widowControl w:val="false"/>
               <w:suppressLineNumbers/>
               <w:bidi w:val="0"/>
               <w:jc w:val="center"/>
@@ -886,7 +1126,7 @@
         </w:tc>
         <w:tc>
           <w:tcPr>
-            <w:tcW w:w="1652" w:type="dxa"/>
+            <w:tcW w:w="1653" w:type="dxa"/>
             <w:tcBorders/>
             <w:vAlign w:val="center"/>
           </w:tcPr>
@@ -927,7 +1167,7 @@
         </w:tc>
         <w:tc>
           <w:tcPr>
-            <w:tcW w:w="1557" w:type="dxa"/>
+            <w:tcW w:w="1556" w:type="dxa"/>
             <w:tcBorders/>
             <w:vAlign w:val="center"/>
           </w:tcPr>
@@ -960,6 +1200,7 @@
           <w:p>
             <w:pPr>
               <w:pStyle w:val="Style21"/>
+              <w:widowControl w:val="false"/>
               <w:bidi w:val="0"/>
               <w:jc w:val="left"/>
               <w:rPr>
@@ -977,7 +1218,7 @@
         </w:tc>
         <w:tc>
           <w:tcPr>
-            <w:tcW w:w="2935" w:type="dxa"/>
+            <w:tcW w:w="2934" w:type="dxa"/>
             <w:gridSpan w:val="3"/>
             <w:tcBorders/>
             <w:vAlign w:val="center"/>
@@ -985,6 +1226,7 @@
           <w:p>
             <w:pPr>
               <w:pStyle w:val="Style22"/>
+              <w:widowControl w:val="false"/>
               <w:suppressLineNumbers/>
               <w:bidi w:val="0"/>
               <w:jc w:val="center"/>
@@ -1027,7 +1269,7 @@
         </w:tc>
         <w:tc>
           <w:tcPr>
-            <w:tcW w:w="1652" w:type="dxa"/>
+            <w:tcW w:w="1653" w:type="dxa"/>
             <w:tcBorders/>
             <w:vAlign w:val="center"/>
           </w:tcPr>
@@ -1048,7 +1290,7 @@
         </w:tc>
         <w:tc>
           <w:tcPr>
-            <w:tcW w:w="1557" w:type="dxa"/>
+            <w:tcW w:w="1556" w:type="dxa"/>
             <w:tcBorders/>
             <w:vAlign w:val="center"/>
           </w:tcPr>
@@ -1081,6 +1323,7 @@
           <w:p>
             <w:pPr>
               <w:pStyle w:val="Style21"/>
+              <w:widowControl w:val="false"/>
               <w:bidi w:val="0"/>
               <w:jc w:val="left"/>
               <w:rPr>
@@ -1098,7 +1341,7 @@
         </w:tc>
         <w:tc>
           <w:tcPr>
-            <w:tcW w:w="1867" w:type="dxa"/>
+            <w:tcW w:w="1866" w:type="dxa"/>
             <w:gridSpan w:val="2"/>
             <w:vMerge w:val="restart"/>
             <w:tcBorders/>
@@ -1107,6 +1350,7 @@
           <w:p>
             <w:pPr>
               <w:pStyle w:val="Style22"/>
+              <w:widowControl w:val="false"/>
               <w:suppressLineNumbers/>
               <w:bidi w:val="0"/>
               <w:jc w:val="center"/>
@@ -1127,6 +1371,7 @@
           <w:p>
             <w:pPr>
               <w:pStyle w:val="Style22"/>
+              <w:widowControl w:val="false"/>
               <w:suppressLineNumbers/>
               <w:bidi w:val="0"/>
               <w:jc w:val="center"/>
@@ -1165,7 +1410,7 @@
         </w:tc>
         <w:tc>
           <w:tcPr>
-            <w:tcW w:w="1652" w:type="dxa"/>
+            <w:tcW w:w="1653" w:type="dxa"/>
             <w:tcBorders/>
             <w:vAlign w:val="center"/>
           </w:tcPr>
@@ -1186,7 +1431,7 @@
         </w:tc>
         <w:tc>
           <w:tcPr>
-            <w:tcW w:w="1557" w:type="dxa"/>
+            <w:tcW w:w="1556" w:type="dxa"/>
             <w:tcBorders/>
             <w:vAlign w:val="center"/>
           </w:tcPr>
@@ -1219,6 +1464,7 @@
           <w:p>
             <w:pPr>
               <w:pStyle w:val="Style21"/>
+              <w:widowControl w:val="false"/>
               <w:bidi w:val="0"/>
               <w:jc w:val="left"/>
               <w:rPr>
@@ -1236,7 +1482,7 @@
         </w:tc>
         <w:tc>
           <w:tcPr>
-            <w:tcW w:w="1867" w:type="dxa"/>
+            <w:tcW w:w="1866" w:type="dxa"/>
             <w:gridSpan w:val="2"/>
             <w:vMerge w:val="continue"/>
             <w:tcBorders/>
@@ -1245,6 +1491,7 @@
           <w:p>
             <w:pPr>
               <w:pStyle w:val="Style21"/>
+              <w:widowControl w:val="false"/>
               <w:bidi w:val="0"/>
               <w:jc w:val="left"/>
               <w:rPr>
@@ -1269,6 +1516,7 @@
           <w:p>
             <w:pPr>
               <w:pStyle w:val="Style22"/>
+              <w:widowControl w:val="false"/>
               <w:suppressLineNumbers/>
               <w:bidi w:val="0"/>
               <w:jc w:val="center"/>
@@ -1307,7 +1555,7 @@
         </w:tc>
         <w:tc>
           <w:tcPr>
-            <w:tcW w:w="1652" w:type="dxa"/>
+            <w:tcW w:w="1653" w:type="dxa"/>
             <w:tcBorders/>
             <w:vAlign w:val="center"/>
           </w:tcPr>
@@ -1328,7 +1576,7 @@
         </w:tc>
         <w:tc>
           <w:tcPr>
-            <w:tcW w:w="1557" w:type="dxa"/>
+            <w:tcW w:w="1556" w:type="dxa"/>
             <w:tcBorders/>
             <w:vAlign w:val="center"/>
           </w:tcPr>
@@ -1352,7 +1600,7 @@
         <w:trPr/>
         <w:tc>
           <w:tcPr>
-            <w:tcW w:w="4772" w:type="dxa"/>
+            <w:tcW w:w="4771" w:type="dxa"/>
             <w:gridSpan w:val="5"/>
             <w:tcBorders/>
             <w:vAlign w:val="center"/>
@@ -1360,6 +1608,7 @@
           <w:p>
             <w:pPr>
               <w:pStyle w:val="Style22"/>
+              <w:widowControl w:val="false"/>
               <w:suppressLineNumbers/>
               <w:bidi w:val="0"/>
               <w:jc w:val="center"/>
@@ -1411,6 +1660,7 @@
           <w:p>
             <w:pPr>
               <w:pStyle w:val="Style22"/>
+              <w:widowControl w:val="false"/>
               <w:suppressLineNumbers/>
               <w:bidi w:val="0"/>
               <w:jc w:val="center"/>
@@ -1424,7 +1674,7 @@
         </w:tc>
         <w:tc>
           <w:tcPr>
-            <w:tcW w:w="1867" w:type="dxa"/>
+            <w:tcW w:w="1866" w:type="dxa"/>
             <w:gridSpan w:val="2"/>
             <w:vMerge w:val="restart"/>
             <w:tcBorders/>
@@ -1433,6 +1683,7 @@
           <w:p>
             <w:pPr>
               <w:pStyle w:val="Style22"/>
+              <w:widowControl w:val="false"/>
               <w:suppressLineNumbers/>
               <w:bidi w:val="0"/>
               <w:jc w:val="center"/>
@@ -1461,6 +1712,7 @@
           <w:p>
             <w:pPr>
               <w:pStyle w:val="Style22"/>
+              <w:widowControl w:val="false"/>
               <w:suppressLineNumbers/>
               <w:bidi w:val="0"/>
               <w:jc w:val="center"/>
@@ -1508,6 +1760,7 @@
           <w:p>
             <w:pPr>
               <w:pStyle w:val="Style21"/>
+              <w:widowControl w:val="false"/>
               <w:bidi w:val="0"/>
               <w:jc w:val="left"/>
               <w:rPr>
@@ -1525,7 +1778,7 @@
         </w:tc>
         <w:tc>
           <w:tcPr>
-            <w:tcW w:w="1867" w:type="dxa"/>
+            <w:tcW w:w="1866" w:type="dxa"/>
             <w:gridSpan w:val="2"/>
             <w:vMerge w:val="continue"/>
             <w:tcBorders/>
@@ -1534,6 +1787,7 @@
           <w:p>
             <w:pPr>
               <w:pStyle w:val="Style21"/>
+              <w:widowControl w:val="false"/>
               <w:bidi w:val="0"/>
               <w:jc w:val="left"/>
               <w:rPr>
@@ -1558,6 +1812,7 @@
           <w:p>
             <w:pPr>
               <w:pStyle w:val="Style22"/>
+              <w:widowControl w:val="false"/>
               <w:suppressLineNumbers/>
               <w:bidi w:val="0"/>
               <w:jc w:val="center"/>
@@ -1651,7 +1906,7 @@
         </w:tc>
         <w:tc>
           <w:tcPr>
-            <w:tcW w:w="1652" w:type="dxa"/>
+            <w:tcW w:w="1653" w:type="dxa"/>
             <w:tcBorders/>
             <w:vAlign w:val="center"/>
           </w:tcPr>
@@ -1731,7 +1986,7 @@
         </w:tc>
         <w:tc>
           <w:tcPr>
-            <w:tcW w:w="1557" w:type="dxa"/>
+            <w:tcW w:w="1556" w:type="dxa"/>
             <w:tcBorders/>
             <w:vAlign w:val="center"/>
           </w:tcPr>
@@ -1803,6 +2058,7 @@
           <w:p>
             <w:pPr>
               <w:pStyle w:val="Style21"/>
+              <w:widowControl w:val="false"/>
               <w:bidi w:val="0"/>
               <w:jc w:val="left"/>
               <w:rPr>
@@ -1820,7 +2076,7 @@
         </w:tc>
         <w:tc>
           <w:tcPr>
-            <w:tcW w:w="2935" w:type="dxa"/>
+            <w:tcW w:w="2934" w:type="dxa"/>
             <w:gridSpan w:val="3"/>
             <w:tcBorders/>
             <w:vAlign w:val="center"/>
@@ -1828,6 +2084,7 @@
           <w:p>
             <w:pPr>
               <w:pStyle w:val="Style22"/>
+              <w:widowControl w:val="false"/>
               <w:suppressLineNumbers/>
               <w:bidi w:val="0"/>
               <w:jc w:val="center"/>
@@ -1914,6 +2171,7 @@
           <w:p>
             <w:pPr>
               <w:pStyle w:val="Style22"/>
+              <w:widowControl w:val="false"/>
               <w:suppressLineNumbers/>
               <w:bidi w:val="0"/>
               <w:jc w:val="center"/>
@@ -1927,7 +2185,7 @@
         </w:tc>
         <w:tc>
           <w:tcPr>
-            <w:tcW w:w="2935" w:type="dxa"/>
+            <w:tcW w:w="2934" w:type="dxa"/>
             <w:gridSpan w:val="3"/>
             <w:tcBorders/>
             <w:vAlign w:val="center"/>
@@ -1935,6 +2193,7 @@
           <w:p>
             <w:pPr>
               <w:pStyle w:val="Style22"/>
+              <w:widowControl w:val="false"/>
               <w:suppressLineNumbers/>
               <w:bidi w:val="0"/>
               <w:jc w:val="center"/>
@@ -1948,7 +2207,7 @@
         </w:tc>
         <w:tc>
           <w:tcPr>
-            <w:tcW w:w="3309" w:type="dxa"/>
+            <w:tcW w:w="3310" w:type="dxa"/>
             <w:gridSpan w:val="2"/>
             <w:tcBorders/>
             <w:vAlign w:val="center"/>
@@ -1982,7 +2241,7 @@
         </w:tc>
         <w:tc>
           <w:tcPr>
-            <w:tcW w:w="1557" w:type="dxa"/>
+            <w:tcW w:w="1556" w:type="dxa"/>
             <w:tcBorders/>
             <w:vAlign w:val="center"/>
           </w:tcPr>
@@ -2027,6 +2286,7 @@
           <w:p>
             <w:pPr>
               <w:pStyle w:val="Style21"/>
+              <w:widowControl w:val="false"/>
               <w:bidi w:val="0"/>
               <w:jc w:val="left"/>
               <w:rPr>
@@ -2044,7 +2304,7 @@
         </w:tc>
         <w:tc>
           <w:tcPr>
-            <w:tcW w:w="2935" w:type="dxa"/>
+            <w:tcW w:w="2934" w:type="dxa"/>
             <w:gridSpan w:val="3"/>
             <w:tcBorders/>
             <w:vAlign w:val="center"/>
@@ -2052,6 +2312,7 @@
           <w:p>
             <w:pPr>
               <w:pStyle w:val="Style22"/>
+              <w:widowControl w:val="false"/>
               <w:suppressLineNumbers/>
               <w:bidi w:val="0"/>
               <w:jc w:val="center"/>
@@ -2099,6 +2360,7 @@
           <w:p>
             <w:pPr>
               <w:pStyle w:val="Style21"/>
+              <w:widowControl w:val="false"/>
               <w:bidi w:val="0"/>
               <w:jc w:val="left"/>
               <w:rPr>
@@ -2116,7 +2378,7 @@
         </w:tc>
         <w:tc>
           <w:tcPr>
-            <w:tcW w:w="2935" w:type="dxa"/>
+            <w:tcW w:w="2934" w:type="dxa"/>
             <w:gridSpan w:val="3"/>
             <w:tcBorders/>
             <w:vAlign w:val="center"/>
@@ -2124,6 +2386,7 @@
           <w:p>
             <w:pPr>
               <w:pStyle w:val="Style22"/>
+              <w:widowControl w:val="false"/>
               <w:suppressLineNumbers/>
               <w:bidi w:val="0"/>
               <w:jc w:val="center"/>
@@ -2285,6 +2548,7 @@
           <w:p>
             <w:pPr>
               <w:pStyle w:val="Style21"/>
+              <w:widowControl w:val="false"/>
               <w:bidi w:val="0"/>
               <w:jc w:val="left"/>
               <w:rPr>
@@ -2302,7 +2566,7 @@
         </w:tc>
         <w:tc>
           <w:tcPr>
-            <w:tcW w:w="2935" w:type="dxa"/>
+            <w:tcW w:w="2934" w:type="dxa"/>
             <w:gridSpan w:val="3"/>
             <w:tcBorders/>
             <w:vAlign w:val="center"/>
@@ -2310,6 +2574,7 @@
           <w:p>
             <w:pPr>
               <w:pStyle w:val="Style22"/>
+              <w:widowControl w:val="false"/>
               <w:suppressLineNumbers/>
               <w:bidi w:val="0"/>
               <w:jc w:val="center"/>
@@ -2361,6 +2626,7 @@
           <w:p>
             <w:pPr>
               <w:pStyle w:val="Style21"/>
+              <w:widowControl w:val="false"/>
               <w:bidi w:val="0"/>
               <w:jc w:val="left"/>
               <w:rPr>
@@ -2378,7 +2644,7 @@
         </w:tc>
         <w:tc>
           <w:tcPr>
-            <w:tcW w:w="2935" w:type="dxa"/>
+            <w:tcW w:w="2934" w:type="dxa"/>
             <w:gridSpan w:val="3"/>
             <w:tcBorders/>
             <w:vAlign w:val="center"/>
@@ -2386,6 +2652,7 @@
           <w:p>
             <w:pPr>
               <w:pStyle w:val="Style22"/>
+              <w:widowControl w:val="false"/>
               <w:suppressLineNumbers/>
               <w:bidi w:val="0"/>
               <w:jc w:val="center"/>
@@ -2433,6 +2700,7 @@
           <w:p>
             <w:pPr>
               <w:pStyle w:val="Style21"/>
+              <w:widowControl w:val="false"/>
               <w:bidi w:val="0"/>
               <w:jc w:val="left"/>
               <w:rPr>
@@ -2450,7 +2718,7 @@
         </w:tc>
         <w:tc>
           <w:tcPr>
-            <w:tcW w:w="2935" w:type="dxa"/>
+            <w:tcW w:w="2934" w:type="dxa"/>
             <w:gridSpan w:val="3"/>
             <w:tcBorders/>
             <w:vAlign w:val="center"/>
@@ -2458,6 +2726,7 @@
           <w:p>
             <w:pPr>
               <w:pStyle w:val="Style22"/>
+              <w:widowControl w:val="false"/>
               <w:suppressLineNumbers/>
               <w:bidi w:val="0"/>
               <w:jc w:val="center"/>
@@ -2505,6 +2774,7 @@
           <w:p>
             <w:pPr>
               <w:pStyle w:val="Style21"/>
+              <w:widowControl w:val="false"/>
               <w:bidi w:val="0"/>
               <w:jc w:val="left"/>
               <w:rPr>
@@ -2522,7 +2792,7 @@
         </w:tc>
         <w:tc>
           <w:tcPr>
-            <w:tcW w:w="2935" w:type="dxa"/>
+            <w:tcW w:w="2934" w:type="dxa"/>
             <w:gridSpan w:val="3"/>
             <w:tcBorders/>
             <w:vAlign w:val="center"/>
@@ -2530,6 +2800,7 @@
           <w:p>
             <w:pPr>
               <w:pStyle w:val="Style22"/>
+              <w:widowControl w:val="false"/>
               <w:suppressLineNumbers/>
               <w:bidi w:val="0"/>
               <w:jc w:val="center"/>
@@ -2675,7 +2946,7 @@
         <w:trPr/>
         <w:tc>
           <w:tcPr>
-            <w:tcW w:w="4772" w:type="dxa"/>
+            <w:tcW w:w="4771" w:type="dxa"/>
             <w:gridSpan w:val="5"/>
             <w:tcBorders/>
             <w:vAlign w:val="center"/>
@@ -2683,6 +2954,7 @@
           <w:p>
             <w:pPr>
               <w:pStyle w:val="Style22"/>
+              <w:widowControl w:val="false"/>
               <w:suppressLineNumbers/>
               <w:bidi w:val="0"/>
               <w:jc w:val="center"/>
@@ -2871,7 +3143,7 @@
         <w:trPr/>
         <w:tc>
           <w:tcPr>
-            <w:tcW w:w="4772" w:type="dxa"/>
+            <w:tcW w:w="4771" w:type="dxa"/>
             <w:gridSpan w:val="5"/>
             <w:tcBorders/>
             <w:vAlign w:val="center"/>
@@ -2879,6 +3151,7 @@
           <w:p>
             <w:pPr>
               <w:pStyle w:val="Style22"/>
+              <w:widowControl w:val="false"/>
               <w:suppressLineNumbers/>
               <w:bidi w:val="0"/>
               <w:jc w:val="center"/>
@@ -2926,6 +3199,7 @@
           <w:p>
             <w:pPr>
               <w:pStyle w:val="Style22"/>
+              <w:widowControl w:val="false"/>
               <w:suppressLineNumbers/>
               <w:bidi w:val="0"/>
               <w:jc w:val="center"/>
@@ -2939,7 +3213,7 @@
         </w:tc>
         <w:tc>
           <w:tcPr>
-            <w:tcW w:w="2935" w:type="dxa"/>
+            <w:tcW w:w="2934" w:type="dxa"/>
             <w:gridSpan w:val="3"/>
             <w:tcBorders/>
             <w:vAlign w:val="center"/>
@@ -2947,6 +3221,7 @@
           <w:p>
             <w:pPr>
               <w:pStyle w:val="Style22"/>
+              <w:widowControl w:val="false"/>
               <w:suppressLineNumbers/>
               <w:bidi w:val="0"/>
               <w:jc w:val="center"/>
@@ -2994,6 +3269,7 @@
           <w:p>
             <w:pPr>
               <w:pStyle w:val="Style21"/>
+              <w:widowControl w:val="false"/>
               <w:bidi w:val="0"/>
               <w:jc w:val="left"/>
               <w:rPr>
@@ -3011,7 +3287,7 @@
         </w:tc>
         <w:tc>
           <w:tcPr>
-            <w:tcW w:w="2935" w:type="dxa"/>
+            <w:tcW w:w="2934" w:type="dxa"/>
             <w:gridSpan w:val="3"/>
             <w:tcBorders/>
             <w:vAlign w:val="center"/>
@@ -3019,6 +3295,7 @@
           <w:p>
             <w:pPr>
               <w:pStyle w:val="Style22"/>
+              <w:widowControl w:val="false"/>
               <w:suppressLineNumbers/>
               <w:bidi w:val="0"/>
               <w:jc w:val="center"/>
@@ -3057,7 +3334,7 @@
         <w:trPr/>
         <w:tc>
           <w:tcPr>
-            <w:tcW w:w="4772" w:type="dxa"/>
+            <w:tcW w:w="4771" w:type="dxa"/>
             <w:gridSpan w:val="5"/>
             <w:tcBorders/>
             <w:vAlign w:val="center"/>
@@ -3065,6 +3342,7 @@
           <w:p>
             <w:pPr>
               <w:pStyle w:val="Style22"/>
+              <w:widowControl w:val="false"/>
               <w:suppressLineNumbers/>
               <w:bidi w:val="0"/>
               <w:jc w:val="center"/>
@@ -3186,7 +3464,7 @@
         <w:trPr/>
         <w:tc>
           <w:tcPr>
-            <w:tcW w:w="4772" w:type="dxa"/>
+            <w:tcW w:w="4771" w:type="dxa"/>
             <w:gridSpan w:val="5"/>
             <w:tcBorders/>
             <w:vAlign w:val="center"/>
@@ -3194,6 +3472,7 @@
           <w:p>
             <w:pPr>
               <w:pStyle w:val="Style22"/>
+              <w:widowControl w:val="false"/>
               <w:suppressLineNumbers/>
               <w:bidi w:val="0"/>
               <w:jc w:val="center"/>
@@ -3284,7 +3563,7 @@
         <w:trPr/>
         <w:tc>
           <w:tcPr>
-            <w:tcW w:w="4772" w:type="dxa"/>
+            <w:tcW w:w="4771" w:type="dxa"/>
             <w:gridSpan w:val="5"/>
             <w:tcBorders/>
             <w:vAlign w:val="center"/>
@@ -3292,6 +3571,7 @@
           <w:p>
             <w:pPr>
               <w:pStyle w:val="Style22"/>
+              <w:widowControl w:val="false"/>
               <w:suppressLineNumbers/>
               <w:bidi w:val="0"/>
               <w:jc w:val="center"/>
@@ -3370,7 +3650,7 @@
         <w:trPr/>
         <w:tc>
           <w:tcPr>
-            <w:tcW w:w="4772" w:type="dxa"/>
+            <w:tcW w:w="4771" w:type="dxa"/>
             <w:gridSpan w:val="5"/>
             <w:tcBorders/>
             <w:vAlign w:val="center"/>
@@ -3378,6 +3658,7 @@
           <w:p>
             <w:pPr>
               <w:pStyle w:val="Style22"/>
+              <w:widowControl w:val="false"/>
               <w:suppressLineNumbers/>
               <w:bidi w:val="0"/>
               <w:jc w:val="center"/>
@@ -3425,6 +3706,7 @@
           <w:p>
             <w:pPr>
               <w:pStyle w:val="Style22"/>
+              <w:widowControl w:val="false"/>
               <w:suppressLineNumbers/>
               <w:bidi w:val="0"/>
               <w:jc w:val="center"/>
@@ -3438,7 +3720,7 @@
         </w:tc>
         <w:tc>
           <w:tcPr>
-            <w:tcW w:w="1819" w:type="dxa"/>
+            <w:tcW w:w="1818" w:type="dxa"/>
             <w:vMerge w:val="restart"/>
             <w:tcBorders/>
             <w:vAlign w:val="center"/>
@@ -3446,6 +3728,7 @@
           <w:p>
             <w:pPr>
               <w:pStyle w:val="Style22"/>
+              <w:widowControl w:val="false"/>
               <w:suppressLineNumbers/>
               <w:bidi w:val="0"/>
               <w:jc w:val="center"/>
@@ -3498,6 +3781,7 @@
           <w:p>
             <w:pPr>
               <w:pStyle w:val="Style22"/>
+              <w:widowControl w:val="false"/>
               <w:suppressLineNumbers/>
               <w:bidi w:val="0"/>
               <w:jc w:val="center"/>
@@ -3584,6 +3868,7 @@
           <w:p>
             <w:pPr>
               <w:pStyle w:val="Style21"/>
+              <w:widowControl w:val="false"/>
               <w:bidi w:val="0"/>
               <w:jc w:val="left"/>
               <w:rPr>
@@ -3601,7 +3886,7 @@
         </w:tc>
         <w:tc>
           <w:tcPr>
-            <w:tcW w:w="1819" w:type="dxa"/>
+            <w:tcW w:w="1818" w:type="dxa"/>
             <w:vMerge w:val="continue"/>
             <w:tcBorders/>
             <w:vAlign w:val="center"/>
@@ -3609,6 +3894,7 @@
           <w:p>
             <w:pPr>
               <w:pStyle w:val="Style21"/>
+              <w:widowControl w:val="false"/>
               <w:bidi w:val="0"/>
               <w:jc w:val="left"/>
               <w:rPr>
@@ -3634,6 +3920,7 @@
           <w:p>
             <w:pPr>
               <w:pStyle w:val="Style22"/>
+              <w:widowControl w:val="false"/>
               <w:suppressLineNumbers/>
               <w:bidi w:val="0"/>
               <w:jc w:val="center"/>
@@ -3756,6 +4043,7 @@
           <w:p>
             <w:pPr>
               <w:pStyle w:val="Style21"/>
+              <w:widowControl w:val="false"/>
               <w:bidi w:val="0"/>
               <w:jc w:val="left"/>
               <w:rPr>
@@ -3773,7 +4061,7 @@
         </w:tc>
         <w:tc>
           <w:tcPr>
-            <w:tcW w:w="1819" w:type="dxa"/>
+            <w:tcW w:w="1818" w:type="dxa"/>
             <w:vMerge w:val="restart"/>
             <w:tcBorders/>
             <w:vAlign w:val="center"/>
@@ -3781,6 +4069,7 @@
           <w:p>
             <w:pPr>
               <w:pStyle w:val="Style22"/>
+              <w:widowControl w:val="false"/>
               <w:suppressLineNumbers/>
               <w:bidi w:val="0"/>
               <w:jc w:val="center"/>
@@ -3806,6 +4095,7 @@
           <w:p>
             <w:pPr>
               <w:pStyle w:val="Style22"/>
+              <w:widowControl w:val="false"/>
               <w:suppressLineNumbers/>
               <w:bidi w:val="0"/>
               <w:jc w:val="center"/>
@@ -3853,6 +4143,7 @@
           <w:p>
             <w:pPr>
               <w:pStyle w:val="Style21"/>
+              <w:widowControl w:val="false"/>
               <w:bidi w:val="0"/>
               <w:jc w:val="left"/>
               <w:rPr>
@@ -3870,7 +4161,7 @@
         </w:tc>
         <w:tc>
           <w:tcPr>
-            <w:tcW w:w="1819" w:type="dxa"/>
+            <w:tcW w:w="1818" w:type="dxa"/>
             <w:vMerge w:val="continue"/>
             <w:tcBorders/>
             <w:vAlign w:val="center"/>
@@ -3878,6 +4169,7 @@
           <w:p>
             <w:pPr>
               <w:pStyle w:val="Style21"/>
+              <w:widowControl w:val="false"/>
               <w:bidi w:val="0"/>
               <w:jc w:val="left"/>
               <w:rPr>
@@ -3903,6 +4195,7 @@
           <w:p>
             <w:pPr>
               <w:pStyle w:val="Style22"/>
+              <w:widowControl w:val="false"/>
               <w:suppressLineNumbers/>
               <w:bidi w:val="0"/>
               <w:jc w:val="center"/>
@@ -4029,6 +4322,7 @@
           <w:p>
             <w:pPr>
               <w:pStyle w:val="Style21"/>
+              <w:widowControl w:val="false"/>
               <w:bidi w:val="0"/>
               <w:jc w:val="left"/>
               <w:rPr>
@@ -4046,7 +4340,7 @@
         </w:tc>
         <w:tc>
           <w:tcPr>
-            <w:tcW w:w="1819" w:type="dxa"/>
+            <w:tcW w:w="1818" w:type="dxa"/>
             <w:vMerge w:val="restart"/>
             <w:tcBorders/>
             <w:vAlign w:val="center"/>
@@ -4054,6 +4348,7 @@
           <w:p>
             <w:pPr>
               <w:pStyle w:val="Style22"/>
+              <w:widowControl w:val="false"/>
               <w:suppressLineNumbers/>
               <w:bidi w:val="0"/>
               <w:jc w:val="center"/>
@@ -4110,6 +4405,7 @@
           <w:p>
             <w:pPr>
               <w:pStyle w:val="Style22"/>
+              <w:widowControl w:val="false"/>
               <w:suppressLineNumbers/>
               <w:bidi w:val="0"/>
               <w:jc w:val="center"/>
@@ -4193,6 +4489,7 @@
           <w:p>
             <w:pPr>
               <w:pStyle w:val="Style21"/>
+              <w:widowControl w:val="false"/>
               <w:bidi w:val="0"/>
               <w:jc w:val="left"/>
               <w:rPr>
@@ -4210,7 +4507,7 @@
         </w:tc>
         <w:tc>
           <w:tcPr>
-            <w:tcW w:w="1819" w:type="dxa"/>
+            <w:tcW w:w="1818" w:type="dxa"/>
             <w:vMerge w:val="continue"/>
             <w:tcBorders/>
             <w:vAlign w:val="center"/>
@@ -4218,6 +4515,7 @@
           <w:p>
             <w:pPr>
               <w:pStyle w:val="Style21"/>
+              <w:widowControl w:val="false"/>
               <w:bidi w:val="0"/>
               <w:jc w:val="left"/>
               <w:rPr>
@@ -4243,6 +4541,7 @@
           <w:p>
             <w:pPr>
               <w:pStyle w:val="Style22"/>
+              <w:widowControl w:val="false"/>
               <w:suppressLineNumbers/>
               <w:bidi w:val="0"/>
               <w:jc w:val="center"/>
@@ -4363,6 +4662,7 @@
           <w:p>
             <w:pPr>
               <w:pStyle w:val="Style21"/>
+              <w:widowControl w:val="false"/>
               <w:bidi w:val="0"/>
               <w:jc w:val="left"/>
               <w:rPr>
@@ -4380,7 +4680,7 @@
         </w:tc>
         <w:tc>
           <w:tcPr>
-            <w:tcW w:w="1819" w:type="dxa"/>
+            <w:tcW w:w="1818" w:type="dxa"/>
             <w:vMerge w:val="restart"/>
             <w:tcBorders/>
             <w:vAlign w:val="center"/>
@@ -4388,6 +4688,7 @@
           <w:p>
             <w:pPr>
               <w:pStyle w:val="Style22"/>
+              <w:widowControl w:val="false"/>
               <w:suppressLineNumbers/>
               <w:bidi w:val="0"/>
               <w:jc w:val="center"/>
@@ -4441,6 +4742,7 @@
           <w:p>
             <w:pPr>
               <w:pStyle w:val="Style22"/>
+              <w:widowControl w:val="false"/>
               <w:suppressLineNumbers/>
               <w:bidi w:val="0"/>
               <w:jc w:val="center"/>
@@ -4500,6 +4802,7 @@
           <w:p>
             <w:pPr>
               <w:pStyle w:val="Style21"/>
+              <w:widowControl w:val="false"/>
               <w:bidi w:val="0"/>
               <w:jc w:val="left"/>
               <w:rPr>
@@ -4517,7 +4820,7 @@
         </w:tc>
         <w:tc>
           <w:tcPr>
-            <w:tcW w:w="1819" w:type="dxa"/>
+            <w:tcW w:w="1818" w:type="dxa"/>
             <w:vMerge w:val="continue"/>
             <w:tcBorders/>
             <w:vAlign w:val="center"/>
@@ -4525,6 +4828,7 @@
           <w:p>
             <w:pPr>
               <w:pStyle w:val="Style21"/>
+              <w:widowControl w:val="false"/>
               <w:bidi w:val="0"/>
               <w:jc w:val="left"/>
               <w:rPr>
@@ -4550,6 +4854,7 @@
           <w:p>
             <w:pPr>
               <w:pStyle w:val="Style22"/>
+              <w:widowControl w:val="false"/>
               <w:suppressLineNumbers/>
               <w:bidi w:val="0"/>
               <w:jc w:val="center"/>
@@ -4636,7 +4941,7 @@
         <w:trPr/>
         <w:tc>
           <w:tcPr>
-            <w:tcW w:w="4772" w:type="dxa"/>
+            <w:tcW w:w="4771" w:type="dxa"/>
             <w:gridSpan w:val="5"/>
             <w:tcBorders/>
             <w:vAlign w:val="center"/>
@@ -4644,6 +4949,7 @@
           <w:p>
             <w:pPr>
               <w:pStyle w:val="Style22"/>
+              <w:widowControl w:val="false"/>
               <w:suppressLineNumbers/>
               <w:bidi w:val="0"/>
               <w:jc w:val="center"/>
@@ -4669,7 +4975,7 @@
         </w:tc>
         <w:tc>
           <w:tcPr>
-            <w:tcW w:w="3309" w:type="dxa"/>
+            <w:tcW w:w="3310" w:type="dxa"/>
             <w:gridSpan w:val="2"/>
             <w:tcBorders/>
             <w:vAlign w:val="center"/>
@@ -4734,7 +5040,7 @@
         </w:tc>
         <w:tc>
           <w:tcPr>
-            <w:tcW w:w="1557" w:type="dxa"/>
+            <w:tcW w:w="1556" w:type="dxa"/>
             <w:tcBorders/>
             <w:vAlign w:val="center"/>
           </w:tcPr>
@@ -4758,7 +5064,7 @@
         <w:trPr/>
         <w:tc>
           <w:tcPr>
-            <w:tcW w:w="1814" w:type="dxa"/>
+            <w:tcW w:w="1813" w:type="dxa"/>
             <w:vMerge w:val="restart"/>
             <w:tcBorders/>
             <w:vAlign w:val="center"/>
@@ -4766,6 +5072,7 @@
           <w:p>
             <w:pPr>
               <w:pStyle w:val="Style22"/>
+              <w:widowControl w:val="false"/>
               <w:suppressLineNumbers/>
               <w:bidi w:val="0"/>
               <w:jc w:val="center"/>
@@ -4814,6 +5121,7 @@
           <w:p>
             <w:pPr>
               <w:pStyle w:val="Style22"/>
+              <w:widowControl w:val="false"/>
               <w:suppressLineNumbers/>
               <w:bidi w:val="0"/>
               <w:jc w:val="center"/>
@@ -4852,7 +5160,7 @@
         <w:trPr/>
         <w:tc>
           <w:tcPr>
-            <w:tcW w:w="1814" w:type="dxa"/>
+            <w:tcW w:w="1813" w:type="dxa"/>
             <w:vMerge w:val="continue"/>
             <w:tcBorders/>
             <w:vAlign w:val="center"/>
@@ -4860,6 +5168,7 @@
           <w:p>
             <w:pPr>
               <w:pStyle w:val="Style21"/>
+              <w:widowControl w:val="false"/>
               <w:bidi w:val="0"/>
               <w:jc w:val="left"/>
               <w:rPr>
@@ -4885,6 +5194,7 @@
           <w:p>
             <w:pPr>
               <w:pStyle w:val="Style22"/>
+              <w:widowControl w:val="false"/>
               <w:suppressLineNumbers/>
               <w:bidi w:val="0"/>
               <w:jc w:val="center"/>
@@ -4935,7 +5245,7 @@
         <w:trPr/>
         <w:tc>
           <w:tcPr>
-            <w:tcW w:w="1814" w:type="dxa"/>
+            <w:tcW w:w="1813" w:type="dxa"/>
             <w:vMerge w:val="continue"/>
             <w:tcBorders/>
             <w:vAlign w:val="center"/>
@@ -4943,6 +5253,7 @@
           <w:p>
             <w:pPr>
               <w:pStyle w:val="Style21"/>
+              <w:widowControl w:val="false"/>
               <w:bidi w:val="0"/>
               <w:jc w:val="left"/>
               <w:rPr>
@@ -4968,6 +5279,7 @@
           <w:p>
             <w:pPr>
               <w:pStyle w:val="Style22"/>
+              <w:widowControl w:val="false"/>
               <w:suppressLineNumbers/>
               <w:bidi w:val="0"/>
               <w:jc w:val="center"/>
@@ -5041,7 +5353,7 @@
         <w:trPr/>
         <w:tc>
           <w:tcPr>
-            <w:tcW w:w="1814" w:type="dxa"/>
+            <w:tcW w:w="1813" w:type="dxa"/>
             <w:vMerge w:val="continue"/>
             <w:tcBorders/>
             <w:vAlign w:val="center"/>
@@ -5049,6 +5361,7 @@
           <w:p>
             <w:pPr>
               <w:pStyle w:val="Style21"/>
+              <w:widowControl w:val="false"/>
               <w:bidi w:val="0"/>
               <w:jc w:val="left"/>
               <w:rPr>
@@ -5074,6 +5387,7 @@
           <w:p>
             <w:pPr>
               <w:pStyle w:val="Style22"/>
+              <w:widowControl w:val="false"/>
               <w:suppressLineNumbers/>
               <w:bidi w:val="0"/>
               <w:jc w:val="center"/>
@@ -5147,7 +5461,7 @@
         <w:trPr/>
         <w:tc>
           <w:tcPr>
-            <w:tcW w:w="1814" w:type="dxa"/>
+            <w:tcW w:w="1813" w:type="dxa"/>
             <w:vMerge w:val="continue"/>
             <w:tcBorders/>
             <w:vAlign w:val="center"/>
@@ -5155,6 +5469,7 @@
           <w:p>
             <w:pPr>
               <w:pStyle w:val="Style21"/>
+              <w:widowControl w:val="false"/>
               <w:bidi w:val="0"/>
               <w:jc w:val="left"/>
               <w:rPr>
@@ -5180,6 +5495,7 @@
           <w:p>
             <w:pPr>
               <w:pStyle w:val="Style22"/>
+              <w:widowControl w:val="false"/>
               <w:suppressLineNumbers/>
               <w:bidi w:val="0"/>
               <w:jc w:val="center"/>
@@ -5226,7 +5542,7 @@
         <w:trPr/>
         <w:tc>
           <w:tcPr>
-            <w:tcW w:w="1814" w:type="dxa"/>
+            <w:tcW w:w="1813" w:type="dxa"/>
             <w:vMerge w:val="continue"/>
             <w:tcBorders/>
             <w:vAlign w:val="center"/>
@@ -5234,6 +5550,7 @@
           <w:p>
             <w:pPr>
               <w:pStyle w:val="Style21"/>
+              <w:widowControl w:val="false"/>
               <w:bidi w:val="0"/>
               <w:jc w:val="left"/>
               <w:rPr>
@@ -5260,6 +5577,7 @@
           <w:p>
             <w:pPr>
               <w:pStyle w:val="Style22"/>
+              <w:widowControl w:val="false"/>
               <w:suppressLineNumbers/>
               <w:bidi w:val="0"/>
               <w:jc w:val="center"/>
@@ -5281,6 +5599,7 @@
           <w:p>
             <w:pPr>
               <w:pStyle w:val="Style22"/>
+              <w:widowControl w:val="false"/>
               <w:suppressLineNumbers/>
               <w:bidi w:val="0"/>
               <w:jc w:val="center"/>
@@ -5319,7 +5638,7 @@
         <w:trPr/>
         <w:tc>
           <w:tcPr>
-            <w:tcW w:w="1814" w:type="dxa"/>
+            <w:tcW w:w="1813" w:type="dxa"/>
             <w:vMerge w:val="continue"/>
             <w:tcBorders/>
             <w:vAlign w:val="center"/>
@@ -5327,6 +5646,7 @@
           <w:p>
             <w:pPr>
               <w:pStyle w:val="Style21"/>
+              <w:widowControl w:val="false"/>
               <w:bidi w:val="0"/>
               <w:jc w:val="left"/>
               <w:rPr>
@@ -5353,6 +5673,7 @@
           <w:p>
             <w:pPr>
               <w:pStyle w:val="Style21"/>
+              <w:widowControl w:val="false"/>
               <w:bidi w:val="0"/>
               <w:jc w:val="left"/>
               <w:rPr>
@@ -5378,6 +5699,7 @@
           <w:p>
             <w:pPr>
               <w:pStyle w:val="Style22"/>
+              <w:widowControl w:val="false"/>
               <w:suppressLineNumbers/>
               <w:bidi w:val="0"/>
               <w:jc w:val="center"/>
@@ -5470,7 +5792,7 @@
         <w:trPr/>
         <w:tc>
           <w:tcPr>
-            <w:tcW w:w="4772" w:type="dxa"/>
+            <w:tcW w:w="4771" w:type="dxa"/>
             <w:gridSpan w:val="5"/>
             <w:tcBorders/>
             <w:vAlign w:val="center"/>
@@ -5478,6 +5800,7 @@
           <w:p>
             <w:pPr>
               <w:pStyle w:val="Style22"/>
+              <w:widowControl w:val="false"/>
               <w:suppressLineNumbers/>
               <w:bidi w:val="0"/>
               <w:jc w:val="center"/>
@@ -5564,6 +5887,7 @@
           <w:p>
             <w:pPr>
               <w:pStyle w:val="Style22"/>
+              <w:widowControl w:val="false"/>
               <w:suppressLineNumbers/>
               <w:bidi w:val="0"/>
               <w:jc w:val="center"/>
@@ -5577,7 +5901,7 @@
         </w:tc>
         <w:tc>
           <w:tcPr>
-            <w:tcW w:w="2935" w:type="dxa"/>
+            <w:tcW w:w="2934" w:type="dxa"/>
             <w:gridSpan w:val="3"/>
             <w:tcBorders/>
             <w:vAlign w:val="center"/>
@@ -5585,6 +5909,7 @@
           <w:p>
             <w:pPr>
               <w:pStyle w:val="Style22"/>
+              <w:widowControl w:val="false"/>
               <w:suppressLineNumbers/>
               <w:bidi w:val="0"/>
               <w:jc w:val="center"/>
@@ -5640,6 +5965,7 @@
           <w:p>
             <w:pPr>
               <w:pStyle w:val="Style21"/>
+              <w:widowControl w:val="false"/>
               <w:bidi w:val="0"/>
               <w:jc w:val="left"/>
               <w:rPr>
@@ -5657,7 +5983,7 @@
         </w:tc>
         <w:tc>
           <w:tcPr>
-            <w:tcW w:w="2935" w:type="dxa"/>
+            <w:tcW w:w="2934" w:type="dxa"/>
             <w:gridSpan w:val="3"/>
             <w:tcBorders/>
             <w:vAlign w:val="center"/>
@@ -5665,6 +5991,7 @@
           <w:p>
             <w:pPr>
               <w:pStyle w:val="Style22"/>
+              <w:widowControl w:val="false"/>
               <w:suppressLineNumbers/>
               <w:bidi w:val="0"/>
               <w:jc w:val="center"/>
@@ -5712,6 +6039,7 @@
           <w:p>
             <w:pPr>
               <w:pStyle w:val="Style21"/>
+              <w:widowControl w:val="false"/>
               <w:bidi w:val="0"/>
               <w:jc w:val="left"/>
               <w:rPr>
@@ -5729,7 +6057,7 @@
         </w:tc>
         <w:tc>
           <w:tcPr>
-            <w:tcW w:w="2935" w:type="dxa"/>
+            <w:tcW w:w="2934" w:type="dxa"/>
             <w:gridSpan w:val="3"/>
             <w:tcBorders/>
             <w:vAlign w:val="center"/>
@@ -5737,6 +6065,7 @@
           <w:p>
             <w:pPr>
               <w:pStyle w:val="Style22"/>
+              <w:widowControl w:val="false"/>
               <w:suppressLineNumbers/>
               <w:bidi w:val="0"/>
               <w:jc w:val="center"/>
@@ -5824,6 +6153,7 @@
           <w:p>
             <w:pPr>
               <w:pStyle w:val="Style21"/>
+              <w:widowControl w:val="false"/>
               <w:bidi w:val="0"/>
               <w:jc w:val="left"/>
               <w:rPr>
@@ -5841,7 +6171,7 @@
         </w:tc>
         <w:tc>
           <w:tcPr>
-            <w:tcW w:w="2935" w:type="dxa"/>
+            <w:tcW w:w="2934" w:type="dxa"/>
             <w:gridSpan w:val="3"/>
             <w:tcBorders/>
             <w:vAlign w:val="center"/>
@@ -5849,6 +6179,7 @@
           <w:p>
             <w:pPr>
               <w:pStyle w:val="Style22"/>
+              <w:widowControl w:val="false"/>
               <w:suppressLineNumbers/>
               <w:bidi w:val="0"/>
               <w:jc w:val="center"/>
@@ -5871,6 +6202,7 @@
           <w:p>
             <w:pPr>
               <w:pStyle w:val="Style21"/>
+              <w:widowControl w:val="false"/>
               <w:bidi w:val="0"/>
               <w:jc w:val="left"/>
               <w:rPr>
@@ -5900,6 +6232,7 @@
           <w:p>
             <w:pPr>
               <w:pStyle w:val="Style21"/>
+              <w:widowControl w:val="false"/>
               <w:bidi w:val="0"/>
               <w:jc w:val="left"/>
               <w:rPr>
@@ -5917,7 +6250,7 @@
         </w:tc>
         <w:tc>
           <w:tcPr>
-            <w:tcW w:w="1819" w:type="dxa"/>
+            <w:tcW w:w="1818" w:type="dxa"/>
             <w:vMerge w:val="restart"/>
             <w:tcBorders/>
             <w:vAlign w:val="center"/>
@@ -5925,6 +6258,7 @@
           <w:p>
             <w:pPr>
               <w:pStyle w:val="Style22"/>
+              <w:widowControl w:val="false"/>
               <w:suppressLineNumbers/>
               <w:bidi w:val="0"/>
               <w:jc w:val="center"/>
@@ -5977,6 +6311,7 @@
           <w:p>
             <w:pPr>
               <w:pStyle w:val="Style22"/>
+              <w:widowControl w:val="false"/>
               <w:suppressLineNumbers/>
               <w:bidi w:val="0"/>
               <w:jc w:val="center"/>
@@ -6068,6 +6403,7 @@
           <w:p>
             <w:pPr>
               <w:pStyle w:val="Style21"/>
+              <w:widowControl w:val="false"/>
               <w:bidi w:val="0"/>
               <w:jc w:val="left"/>
               <w:rPr>
@@ -6085,7 +6421,7 @@
         </w:tc>
         <w:tc>
           <w:tcPr>
-            <w:tcW w:w="1819" w:type="dxa"/>
+            <w:tcW w:w="1818" w:type="dxa"/>
             <w:vMerge w:val="continue"/>
             <w:tcBorders/>
             <w:vAlign w:val="center"/>
@@ -6093,6 +6429,7 @@
           <w:p>
             <w:pPr>
               <w:pStyle w:val="Style21"/>
+              <w:widowControl w:val="false"/>
               <w:bidi w:val="0"/>
               <w:jc w:val="left"/>
               <w:rPr>
@@ -6118,6 +6455,7 @@
           <w:p>
             <w:pPr>
               <w:pStyle w:val="Style22"/>
+              <w:widowControl w:val="false"/>
               <w:suppressLineNumbers/>
               <w:bidi w:val="0"/>
               <w:jc w:val="center"/>
@@ -6387,7 +6725,7 @@
         <w:trPr/>
         <w:tc>
           <w:tcPr>
-            <w:tcW w:w="4772" w:type="dxa"/>
+            <w:tcW w:w="4771" w:type="dxa"/>
             <w:gridSpan w:val="5"/>
             <w:tcBorders/>
             <w:vAlign w:val="center"/>
@@ -6395,6 +6733,7 @@
           <w:p>
             <w:pPr>
               <w:pStyle w:val="Style22"/>
+              <w:widowControl w:val="false"/>
               <w:suppressLineNumbers/>
               <w:bidi w:val="0"/>
               <w:jc w:val="center"/>
@@ -6441,7 +6780,7 @@
         <w:trPr/>
         <w:tc>
           <w:tcPr>
-            <w:tcW w:w="4772" w:type="dxa"/>
+            <w:tcW w:w="4771" w:type="dxa"/>
             <w:gridSpan w:val="5"/>
             <w:tcBorders/>
             <w:vAlign w:val="center"/>
@@ -6449,6 +6788,7 @@
           <w:p>
             <w:pPr>
               <w:pStyle w:val="Style22"/>
+              <w:widowControl w:val="false"/>
               <w:suppressLineNumbers/>
               <w:bidi w:val="0"/>
               <w:jc w:val="center"/>
@@ -6499,7 +6839,7 @@
         <w:trPr/>
         <w:tc>
           <w:tcPr>
-            <w:tcW w:w="4772" w:type="dxa"/>
+            <w:tcW w:w="4771" w:type="dxa"/>
             <w:gridSpan w:val="5"/>
             <w:tcBorders/>
             <w:vAlign w:val="center"/>
@@ -6507,6 +6847,7 @@
           <w:p>
             <w:pPr>
               <w:pStyle w:val="Style22"/>
+              <w:widowControl w:val="false"/>
               <w:suppressLineNumbers/>
               <w:bidi w:val="0"/>
               <w:jc w:val="center"/>
@@ -6629,6 +6970,7 @@
           <w:p>
             <w:pPr>
               <w:pStyle w:val="Style22"/>
+              <w:widowControl w:val="false"/>
               <w:suppressLineNumbers/>
               <w:bidi w:val="0"/>
               <w:jc w:val="center"/>
@@ -6729,13 +7071,14 @@
         </w:tc>
         <w:tc>
           <w:tcPr>
-            <w:tcW w:w="1819" w:type="dxa"/>
+            <w:tcW w:w="1818" w:type="dxa"/>
             <w:tcBorders/>
             <w:vAlign w:val="center"/>
           </w:tcPr>
           <w:p>
             <w:pPr>
               <w:pStyle w:val="Style22"/>
+              <w:widowControl w:val="false"/>
               <w:suppressLineNumbers/>
               <w:bidi w:val="0"/>
               <w:jc w:val="center"/>
@@ -6757,6 +7100,7 @@
           <w:p>
             <w:pPr>
               <w:pStyle w:val="Style22"/>
+              <w:widowControl w:val="false"/>
               <w:suppressLineNumbers/>
               <w:bidi w:val="0"/>
               <w:jc w:val="center"/>
@@ -6820,6 +7164,7 @@
           <w:p>
             <w:pPr>
               <w:pStyle w:val="Style21"/>
+              <w:widowControl w:val="false"/>
               <w:bidi w:val="0"/>
               <w:jc w:val="left"/>
               <w:rPr>
@@ -6837,13 +7182,14 @@
         </w:tc>
         <w:tc>
           <w:tcPr>
-            <w:tcW w:w="1819" w:type="dxa"/>
+            <w:tcW w:w="1818" w:type="dxa"/>
             <w:tcBorders/>
             <w:vAlign w:val="center"/>
           </w:tcPr>
           <w:p>
             <w:pPr>
               <w:pStyle w:val="Style22"/>
+              <w:widowControl w:val="false"/>
               <w:suppressLineNumbers/>
               <w:bidi w:val="0"/>
               <w:jc w:val="center"/>
@@ -6865,6 +7211,7 @@
           <w:p>
             <w:pPr>
               <w:pStyle w:val="Style22"/>
+              <w:widowControl w:val="false"/>
               <w:suppressLineNumbers/>
               <w:bidi w:val="0"/>
               <w:jc w:val="center"/>
@@ -6919,7 +7266,7 @@
         <w:trPr/>
         <w:tc>
           <w:tcPr>
-            <w:tcW w:w="4772" w:type="dxa"/>
+            <w:tcW w:w="4771" w:type="dxa"/>
             <w:gridSpan w:val="5"/>
             <w:tcBorders/>
             <w:vAlign w:val="center"/>
@@ -6927,6 +7274,7 @@
           <w:p>
             <w:pPr>
               <w:pStyle w:val="Style22"/>
+              <w:widowControl w:val="false"/>
               <w:suppressLineNumbers/>
               <w:bidi w:val="0"/>
               <w:jc w:val="center"/>
@@ -7025,6 +7373,7 @@
           <w:p>
             <w:pPr>
               <w:pStyle w:val="Style22"/>
+              <w:widowControl w:val="false"/>
               <w:suppressLineNumbers/>
               <w:bidi w:val="0"/>
               <w:jc w:val="center"/>
@@ -7081,7 +7430,7 @@
         </w:tc>
         <w:tc>
           <w:tcPr>
-            <w:tcW w:w="1819" w:type="dxa"/>
+            <w:tcW w:w="1818" w:type="dxa"/>
             <w:vMerge w:val="restart"/>
             <w:tcBorders/>
             <w:vAlign w:val="center"/>
@@ -7089,6 +7438,7 @@
           <w:p>
             <w:pPr>
               <w:pStyle w:val="Style22"/>
+              <w:widowControl w:val="false"/>
               <w:suppressLineNumbers/>
               <w:bidi w:val="0"/>
               <w:jc w:val="center"/>
@@ -7110,6 +7460,7 @@
           <w:p>
             <w:pPr>
               <w:pStyle w:val="Style22"/>
+              <w:widowControl w:val="false"/>
               <w:suppressLineNumbers/>
               <w:bidi w:val="0"/>
               <w:jc w:val="center"/>
@@ -7160,7 +7511,7 @@
         </w:tc>
         <w:tc>
           <w:tcPr>
-            <w:tcW w:w="1652" w:type="dxa"/>
+            <w:tcW w:w="1653" w:type="dxa"/>
             <w:tcBorders/>
             <w:vAlign w:val="center"/>
           </w:tcPr>
@@ -7197,7 +7548,7 @@
         </w:tc>
         <w:tc>
           <w:tcPr>
-            <w:tcW w:w="1557" w:type="dxa"/>
+            <w:tcW w:w="1556" w:type="dxa"/>
             <w:tcBorders/>
             <w:vAlign w:val="center"/>
           </w:tcPr>
@@ -7246,6 +7597,7 @@
           <w:p>
             <w:pPr>
               <w:pStyle w:val="Style21"/>
+              <w:widowControl w:val="false"/>
               <w:bidi w:val="0"/>
               <w:jc w:val="left"/>
               <w:rPr>
@@ -7263,7 +7615,7 @@
         </w:tc>
         <w:tc>
           <w:tcPr>
-            <w:tcW w:w="1819" w:type="dxa"/>
+            <w:tcW w:w="1818" w:type="dxa"/>
             <w:vMerge w:val="continue"/>
             <w:tcBorders/>
             <w:vAlign w:val="center"/>
@@ -7271,6 +7623,7 @@
           <w:p>
             <w:pPr>
               <w:pStyle w:val="Style21"/>
+              <w:widowControl w:val="false"/>
               <w:bidi w:val="0"/>
               <w:jc w:val="left"/>
               <w:rPr>
@@ -7296,6 +7649,7 @@
           <w:p>
             <w:pPr>
               <w:pStyle w:val="Style22"/>
+              <w:widowControl w:val="false"/>
               <w:suppressLineNumbers/>
               <w:bidi w:val="0"/>
               <w:jc w:val="center"/>
@@ -7382,7 +7736,7 @@
         </w:tc>
         <w:tc>
           <w:tcPr>
-            <w:tcW w:w="1652" w:type="dxa"/>
+            <w:tcW w:w="1653" w:type="dxa"/>
             <w:tcBorders/>
             <w:vAlign w:val="center"/>
           </w:tcPr>
@@ -7419,7 +7773,7 @@
         </w:tc>
         <w:tc>
           <w:tcPr>
-            <w:tcW w:w="1557" w:type="dxa"/>
+            <w:tcW w:w="1556" w:type="dxa"/>
             <w:tcBorders/>
             <w:vAlign w:val="center"/>
           </w:tcPr>
@@ -7459,7 +7813,7 @@
         <w:trPr/>
         <w:tc>
           <w:tcPr>
-            <w:tcW w:w="4772" w:type="dxa"/>
+            <w:tcW w:w="4771" w:type="dxa"/>
             <w:gridSpan w:val="5"/>
             <w:tcBorders/>
             <w:vAlign w:val="center"/>
@@ -7467,6 +7821,7 @@
           <w:p>
             <w:pPr>
               <w:pStyle w:val="Style22"/>
+              <w:widowControl w:val="false"/>
               <w:suppressLineNumbers/>
               <w:bidi w:val="0"/>
               <w:jc w:val="center"/>
@@ -7505,7 +7860,7 @@
         <w:trPr/>
         <w:tc>
           <w:tcPr>
-            <w:tcW w:w="3656" w:type="dxa"/>
+            <w:tcW w:w="3655" w:type="dxa"/>
             <w:gridSpan w:val="3"/>
             <w:vMerge w:val="restart"/>
             <w:tcBorders/>
@@ -7514,6 +7869,7 @@
           <w:p>
             <w:pPr>
               <w:pStyle w:val="Style22"/>
+              <w:widowControl w:val="false"/>
               <w:suppressLineNumbers/>
               <w:bidi w:val="0"/>
               <w:jc w:val="center"/>
@@ -7578,6 +7934,7 @@
           <w:p>
             <w:pPr>
               <w:pStyle w:val="Style22"/>
+              <w:widowControl w:val="false"/>
               <w:suppressLineNumbers/>
               <w:bidi w:val="0"/>
               <w:jc w:val="center"/>
@@ -7672,7 +8029,7 @@
         </w:tc>
         <w:tc>
           <w:tcPr>
-            <w:tcW w:w="1652" w:type="dxa"/>
+            <w:tcW w:w="1653" w:type="dxa"/>
             <w:tcBorders/>
             <w:vAlign w:val="center"/>
           </w:tcPr>
@@ -7753,7 +8110,7 @@
         </w:tc>
         <w:tc>
           <w:tcPr>
-            <w:tcW w:w="1557" w:type="dxa"/>
+            <w:tcW w:w="1556" w:type="dxa"/>
             <w:tcBorders/>
             <w:vAlign w:val="center"/>
           </w:tcPr>
@@ -7837,7 +8194,7 @@
         <w:trPr/>
         <w:tc>
           <w:tcPr>
-            <w:tcW w:w="3656" w:type="dxa"/>
+            <w:tcW w:w="3655" w:type="dxa"/>
             <w:gridSpan w:val="3"/>
             <w:vMerge w:val="continue"/>
             <w:tcBorders/>
@@ -7846,6 +8203,7 @@
           <w:p>
             <w:pPr>
               <w:pStyle w:val="Style21"/>
+              <w:widowControl w:val="false"/>
               <w:bidi w:val="0"/>
               <w:jc w:val="left"/>
               <w:rPr>
@@ -7871,6 +8229,7 @@
           <w:p>
             <w:pPr>
               <w:pStyle w:val="Style22"/>
+              <w:widowControl w:val="false"/>
               <w:suppressLineNumbers/>
               <w:bidi w:val="0"/>
               <w:jc w:val="center"/>
@@ -8001,7 +8360,7 @@
         </w:tc>
         <w:tc>
           <w:tcPr>
-            <w:tcW w:w="1652" w:type="dxa"/>
+            <w:tcW w:w="1653" w:type="dxa"/>
             <w:tcBorders/>
             <w:vAlign w:val="center"/>
           </w:tcPr>
@@ -8082,7 +8441,7 @@
         </w:tc>
         <w:tc>
           <w:tcPr>
-            <w:tcW w:w="1557" w:type="dxa"/>
+            <w:tcW w:w="1556" w:type="dxa"/>
             <w:tcBorders/>
             <w:vAlign w:val="center"/>
           </w:tcPr>
@@ -8166,7 +8525,7 @@
         <w:trPr/>
         <w:tc>
           <w:tcPr>
-            <w:tcW w:w="4772" w:type="dxa"/>
+            <w:tcW w:w="4771" w:type="dxa"/>
             <w:gridSpan w:val="5"/>
             <w:tcBorders/>
             <w:vAlign w:val="center"/>
@@ -8174,6 +8533,7 @@
           <w:p>
             <w:pPr>
               <w:pStyle w:val="Style22"/>
+              <w:widowControl w:val="false"/>
               <w:suppressLineNumbers/>
               <w:bidi w:val="0"/>
               <w:jc w:val="center"/>
@@ -8224,7 +8584,7 @@
         <w:trPr/>
         <w:tc>
           <w:tcPr>
-            <w:tcW w:w="3656" w:type="dxa"/>
+            <w:tcW w:w="3655" w:type="dxa"/>
             <w:gridSpan w:val="3"/>
             <w:vMerge w:val="restart"/>
             <w:tcBorders/>
@@ -8233,6 +8593,7 @@
           <w:p>
             <w:pPr>
               <w:pStyle w:val="Style22"/>
+              <w:widowControl w:val="false"/>
               <w:suppressLineNumbers/>
               <w:bidi w:val="0"/>
               <w:jc w:val="center"/>
@@ -8281,6 +8642,7 @@
           <w:p>
             <w:pPr>
               <w:pStyle w:val="Style22"/>
+              <w:widowControl w:val="false"/>
               <w:suppressLineNumbers/>
               <w:bidi w:val="0"/>
               <w:jc w:val="center"/>
@@ -8351,7 +8713,7 @@
         <w:trPr/>
         <w:tc>
           <w:tcPr>
-            <w:tcW w:w="3656" w:type="dxa"/>
+            <w:tcW w:w="3655" w:type="dxa"/>
             <w:gridSpan w:val="3"/>
             <w:vMerge w:val="continue"/>
             <w:tcBorders/>
@@ -8360,6 +8722,7 @@
           <w:p>
             <w:pPr>
               <w:pStyle w:val="Style21"/>
+              <w:widowControl w:val="false"/>
               <w:bidi w:val="0"/>
               <w:jc w:val="left"/>
               <w:rPr>
@@ -8385,6 +8748,7 @@
           <w:p>
             <w:pPr>
               <w:pStyle w:val="Style22"/>
+              <w:widowControl w:val="false"/>
               <w:suppressLineNumbers/>
               <w:bidi w:val="0"/>
               <w:jc w:val="center"/>
@@ -8483,7 +8847,7 @@
         <w:trPr/>
         <w:tc>
           <w:tcPr>
-            <w:tcW w:w="4772" w:type="dxa"/>
+            <w:tcW w:w="4771" w:type="dxa"/>
             <w:gridSpan w:val="5"/>
             <w:tcBorders/>
             <w:vAlign w:val="center"/>
@@ -8491,6 +8855,7 @@
           <w:p>
             <w:pPr>
               <w:pStyle w:val="Style22"/>
+              <w:widowControl w:val="false"/>
               <w:suppressLineNumbers/>
               <w:bidi w:val="0"/>
               <w:jc w:val="center"/>
@@ -8529,7 +8894,7 @@
         <w:trPr/>
         <w:tc>
           <w:tcPr>
-            <w:tcW w:w="4772" w:type="dxa"/>
+            <w:tcW w:w="4771" w:type="dxa"/>
             <w:gridSpan w:val="5"/>
             <w:tcBorders/>
             <w:vAlign w:val="center"/>
@@ -8537,6 +8902,7 @@
           <w:p>
             <w:pPr>
               <w:pStyle w:val="Style22"/>
+              <w:widowControl w:val="false"/>
               <w:suppressLineNumbers/>
               <w:bidi w:val="0"/>
               <w:jc w:val="center"/>
@@ -8655,7 +9021,7 @@
         <w:trPr/>
         <w:tc>
           <w:tcPr>
-            <w:tcW w:w="4772" w:type="dxa"/>
+            <w:tcW w:w="4771" w:type="dxa"/>
             <w:gridSpan w:val="5"/>
             <w:tcBorders/>
             <w:vAlign w:val="center"/>
@@ -8663,6 +9029,7 @@
           <w:p>
             <w:pPr>
               <w:pStyle w:val="Style22"/>
+              <w:widowControl w:val="false"/>
               <w:suppressLineNumbers/>
               <w:bidi w:val="0"/>
               <w:jc w:val="center"/>
@@ -8972,6 +9339,7 @@
           <w:pgNumType w:fmt="decimal"/>
           <w:formProt w:val="false"/>
           <w:textDirection w:val="lrTb"/>
+          <w:docGrid w:type="default" w:linePitch="100" w:charSpace="0"/>
         </w:sectPr>
       </w:pPr>
     </w:p>
@@ -8990,7 +9358,7 @@
       </w:tblPr>
       <w:tblGrid>
         <w:gridCol w:w="690"/>
-        <w:gridCol w:w="8948"/>
+        <w:gridCol w:w="8947"/>
       </w:tblGrid>
       <w:tr>
         <w:trPr/>
@@ -9027,7 +9395,7 @@
         </w:tc>
         <w:tc>
           <w:tcPr>
-            <w:tcW w:w="8948" w:type="dxa"/>
+            <w:tcW w:w="8947" w:type="dxa"/>
             <w:tcBorders/>
             <w:vAlign w:val="center"/>
           </w:tcPr>
@@ -9082,7 +9450,7 @@
         </w:tc>
         <w:tc>
           <w:tcPr>
-            <w:tcW w:w="8948" w:type="dxa"/>
+            <w:tcW w:w="8947" w:type="dxa"/>
             <w:tcBorders/>
             <w:vAlign w:val="center"/>
           </w:tcPr>
@@ -9137,7 +9505,7 @@
         </w:tc>
         <w:tc>
           <w:tcPr>
-            <w:tcW w:w="8948" w:type="dxa"/>
+            <w:tcW w:w="8947" w:type="dxa"/>
             <w:tcBorders/>
             <w:vAlign w:val="center"/>
           </w:tcPr>
@@ -9192,7 +9560,7 @@
         </w:tc>
         <w:tc>
           <w:tcPr>
-            <w:tcW w:w="8948" w:type="dxa"/>
+            <w:tcW w:w="8947" w:type="dxa"/>
             <w:tcBorders/>
             <w:vAlign w:val="center"/>
           </w:tcPr>
@@ -9299,7 +9667,7 @@
         </w:tc>
         <w:tc>
           <w:tcPr>
-            <w:tcW w:w="8948" w:type="dxa"/>
+            <w:tcW w:w="8947" w:type="dxa"/>
             <w:tcBorders/>
             <w:vAlign w:val="center"/>
           </w:tcPr>
@@ -9405,8 +9773,6 @@
                 <w:t>≪こちら≫</w:t>
               </w:r>
             </w:hyperlink>
-            <w:bookmarkStart w:id="5" w:name="6"/>
-            <w:bookmarkEnd w:id="5"/>
           </w:p>
         </w:tc>
       </w:tr>
@@ -9443,7 +9809,7 @@
         </w:tc>
         <w:tc>
           <w:tcPr>
-            <w:tcW w:w="8948" w:type="dxa"/>
+            <w:tcW w:w="8947" w:type="dxa"/>
             <w:tcBorders/>
             <w:vAlign w:val="center"/>
           </w:tcPr>
@@ -9460,8 +9826,8 @@
               <w:rPr/>
               <w:t>ご利用可能な組み合わせには制限がある場合がございます。必ずカスタムメイド型名・価格一覧表などでご確認ください。</w:t>
             </w:r>
-            <w:bookmarkStart w:id="6" w:name="7"/>
-            <w:bookmarkEnd w:id="6"/>
+            <w:bookmarkStart w:id="5" w:name="7"/>
+            <w:bookmarkEnd w:id="5"/>
           </w:p>
         </w:tc>
       </w:tr>
@@ -9498,7 +9864,7 @@
         </w:tc>
         <w:tc>
           <w:tcPr>
-            <w:tcW w:w="8948" w:type="dxa"/>
+            <w:tcW w:w="8947" w:type="dxa"/>
             <w:tcBorders/>
             <w:vAlign w:val="center"/>
           </w:tcPr>
@@ -9523,8 +9889,8 @@
               <w:rPr/>
               <w:t>ワイヤレステクノロジー規格対応機器に接続可能なことを保証するものではありません。</w:t>
             </w:r>
-            <w:bookmarkStart w:id="7" w:name="8"/>
-            <w:bookmarkEnd w:id="7"/>
+            <w:bookmarkStart w:id="6" w:name="8"/>
+            <w:bookmarkEnd w:id="6"/>
           </w:p>
         </w:tc>
       </w:tr>
@@ -9561,7 +9927,7 @@
         </w:tc>
         <w:tc>
           <w:tcPr>
-            <w:tcW w:w="8948" w:type="dxa"/>
+            <w:tcW w:w="8947" w:type="dxa"/>
             <w:tcBorders/>
             <w:vAlign w:val="center"/>
           </w:tcPr>
@@ -9578,8 +9944,8 @@
               <w:rPr/>
               <w:t>各製品で質量が異なる場合があります。</w:t>
             </w:r>
-            <w:bookmarkStart w:id="8" w:name="9"/>
-            <w:bookmarkEnd w:id="8"/>
+            <w:bookmarkStart w:id="7" w:name="9"/>
+            <w:bookmarkEnd w:id="7"/>
           </w:p>
         </w:tc>
       </w:tr>
@@ -9616,7 +9982,7 @@
         </w:tc>
         <w:tc>
           <w:tcPr>
-            <w:tcW w:w="8948" w:type="dxa"/>
+            <w:tcW w:w="8947" w:type="dxa"/>
             <w:tcBorders/>
             <w:vAlign w:val="center"/>
           </w:tcPr>
@@ -9641,8 +10007,8 @@
               <w:rPr/>
               <w:t>機器について動作を保証するものではありません。</w:t>
             </w:r>
-            <w:bookmarkStart w:id="9" w:name="10"/>
-            <w:bookmarkEnd w:id="9"/>
+            <w:bookmarkStart w:id="8" w:name="10"/>
+            <w:bookmarkEnd w:id="8"/>
           </w:p>
         </w:tc>
       </w:tr>
@@ -9679,7 +10045,7 @@
         </w:tc>
         <w:tc>
           <w:tcPr>
-            <w:tcW w:w="8948" w:type="dxa"/>
+            <w:tcW w:w="8947" w:type="dxa"/>
             <w:tcBorders/>
             <w:vAlign w:val="center"/>
           </w:tcPr>
@@ -9696,8 +10062,8 @@
               <w:rPr/>
               <w:t>バッテリー駆動時間は、ご利用状況やカスタムメイド構成によっては記載時間と異なる場合があります。</w:t>
             </w:r>
-            <w:bookmarkStart w:id="10" w:name="11"/>
-            <w:bookmarkEnd w:id="10"/>
+            <w:bookmarkStart w:id="9" w:name="11"/>
+            <w:bookmarkEnd w:id="9"/>
           </w:p>
         </w:tc>
       </w:tr>
@@ -9734,7 +10100,7 @@
         </w:tc>
         <w:tc>
           <w:tcPr>
-            <w:tcW w:w="8948" w:type="dxa"/>
+            <w:tcW w:w="8947" w:type="dxa"/>
             <w:tcBorders/>
             <w:vAlign w:val="center"/>
           </w:tcPr>
@@ -9759,8 +10125,8 @@
               <w:rPr/>
               <w:t>時。</w:t>
             </w:r>
-            <w:bookmarkStart w:id="11" w:name="12"/>
-            <w:bookmarkEnd w:id="11"/>
+            <w:bookmarkStart w:id="10" w:name="12"/>
+            <w:bookmarkEnd w:id="10"/>
           </w:p>
         </w:tc>
       </w:tr>
@@ -9797,7 +10163,7 @@
         </w:tc>
         <w:tc>
           <w:tcPr>
-            <w:tcW w:w="8948" w:type="dxa"/>
+            <w:tcW w:w="8947" w:type="dxa"/>
             <w:tcBorders/>
             <w:vAlign w:val="center"/>
           </w:tcPr>
@@ -9886,8 +10252,8 @@
               <w:rPr/>
               <w:t>％以上</w:t>
             </w:r>
-            <w:bookmarkStart w:id="12" w:name="13"/>
-            <w:bookmarkEnd w:id="12"/>
+            <w:bookmarkStart w:id="11" w:name="13"/>
+            <w:bookmarkEnd w:id="11"/>
           </w:p>
         </w:tc>
       </w:tr>
@@ -9924,7 +10290,7 @@
         </w:tc>
         <w:tc>
           <w:tcPr>
-            <w:tcW w:w="8948" w:type="dxa"/>
+            <w:tcW w:w="8947" w:type="dxa"/>
             <w:tcBorders/>
             <w:vAlign w:val="center"/>
           </w:tcPr>
@@ -9949,8 +10315,8 @@
               <w:rPr/>
               <w:t>のみ）。</w:t>
             </w:r>
-            <w:bookmarkStart w:id="13" w:name="14"/>
-            <w:bookmarkEnd w:id="13"/>
+            <w:bookmarkStart w:id="12" w:name="14"/>
+            <w:bookmarkEnd w:id="12"/>
           </w:p>
         </w:tc>
       </w:tr>
@@ -9987,7 +10353,7 @@
         </w:tc>
         <w:tc>
           <w:tcPr>
-            <w:tcW w:w="8948" w:type="dxa"/>
+            <w:tcW w:w="8947" w:type="dxa"/>
             <w:tcBorders/>
             <w:vAlign w:val="center"/>
           </w:tcPr>
@@ -10035,8 +10401,6 @@
               <w:rPr/>
               <w:t>になります。</w:t>
             </w:r>
-            <w:bookmarkStart w:id="14" w:name="15"/>
-            <w:bookmarkEnd w:id="14"/>
           </w:p>
         </w:tc>
       </w:tr>
@@ -10073,7 +10437,7 @@
         </w:tc>
         <w:tc>
           <w:tcPr>
-            <w:tcW w:w="8948" w:type="dxa"/>
+            <w:tcW w:w="8947" w:type="dxa"/>
             <w:tcBorders/>
             <w:vAlign w:val="center"/>
           </w:tcPr>
@@ -10098,8 +10462,8 @@
               <w:rPr/>
               <w:t>ビットです。なお、使用できるサンプリングレートは、ソフトウェアによって異なります。</w:t>
             </w:r>
-            <w:bookmarkStart w:id="15" w:name="16"/>
-            <w:bookmarkEnd w:id="15"/>
+            <w:bookmarkStart w:id="13" w:name="16"/>
+            <w:bookmarkEnd w:id="13"/>
           </w:p>
         </w:tc>
       </w:tr>
@@ -10136,7 +10500,7 @@
         </w:tc>
         <w:tc>
           <w:tcPr>
-            <w:tcW w:w="8948" w:type="dxa"/>
+            <w:tcW w:w="8947" w:type="dxa"/>
             <w:tcBorders/>
             <w:vAlign w:val="center"/>
           </w:tcPr>
@@ -10165,8 +10529,8 @@
               <w:rPr/>
               <w:t>設定は「使用しない」となっております。使用環境に制限があるため、ご使用の際には、マニュアルをご覧の上「使用する」に変更してください。</w:t>
             </w:r>
-            <w:bookmarkStart w:id="16" w:name="17"/>
-            <w:bookmarkEnd w:id="16"/>
+            <w:bookmarkStart w:id="14" w:name="17"/>
+            <w:bookmarkEnd w:id="14"/>
           </w:p>
         </w:tc>
       </w:tr>
@@ -10203,7 +10567,7 @@
         </w:tc>
         <w:tc>
           <w:tcPr>
-            <w:tcW w:w="8948" w:type="dxa"/>
+            <w:tcW w:w="8947" w:type="dxa"/>
             <w:tcBorders/>
             <w:vAlign w:val="center"/>
           </w:tcPr>
@@ -10260,8 +10624,8 @@
               <w:rPr/>
               <w:t>輝度最小）。</w:t>
             </w:r>
-            <w:bookmarkStart w:id="17" w:name="18"/>
-            <w:bookmarkEnd w:id="17"/>
+            <w:bookmarkStart w:id="15" w:name="18"/>
+            <w:bookmarkEnd w:id="15"/>
           </w:p>
         </w:tc>
       </w:tr>
@@ -10298,7 +10662,7 @@
         </w:tc>
         <w:tc>
           <w:tcPr>
-            <w:tcW w:w="8948" w:type="dxa"/>
+            <w:tcW w:w="8947" w:type="dxa"/>
             <w:tcBorders/>
             <w:vAlign w:val="center"/>
           </w:tcPr>
@@ -10319,8 +10683,8 @@
               <w:rPr/>
               <w:t>上の設定により変更可能です。</w:t>
             </w:r>
-            <w:bookmarkStart w:id="18" w:name="19"/>
-            <w:bookmarkEnd w:id="18"/>
+            <w:bookmarkStart w:id="16" w:name="19"/>
+            <w:bookmarkEnd w:id="16"/>
           </w:p>
         </w:tc>
       </w:tr>
@@ -10357,7 +10721,7 @@
         </w:tc>
         <w:tc>
           <w:tcPr>
-            <w:tcW w:w="8948" w:type="dxa"/>
+            <w:tcW w:w="8947" w:type="dxa"/>
             <w:tcBorders/>
             <w:vAlign w:val="center"/>
           </w:tcPr>
@@ -10404,8 +10768,6 @@
               <w:rPr/>
               <w:t>」をご確認ください。</w:t>
             </w:r>
-            <w:bookmarkStart w:id="19" w:name="20"/>
-            <w:bookmarkEnd w:id="19"/>
           </w:p>
         </w:tc>
       </w:tr>
@@ -10442,7 +10804,7 @@
         </w:tc>
         <w:tc>
           <w:tcPr>
-            <w:tcW w:w="8948" w:type="dxa"/>
+            <w:tcW w:w="8947" w:type="dxa"/>
             <w:tcBorders/>
             <w:vAlign w:val="center"/>
           </w:tcPr>
@@ -10475,8 +10837,8 @@
               <w:rPr/>
               <w:t>およびドライバを提供しますが、全ての機能を保証するものではありません。</w:t>
             </w:r>
-            <w:bookmarkStart w:id="20" w:name="21"/>
-            <w:bookmarkEnd w:id="20"/>
+            <w:bookmarkStart w:id="17" w:name="21"/>
+            <w:bookmarkEnd w:id="17"/>
           </w:p>
         </w:tc>
       </w:tr>
@@ -10513,7 +10875,7 @@
         </w:tc>
         <w:tc>
           <w:tcPr>
-            <w:tcW w:w="8948" w:type="dxa"/>
+            <w:tcW w:w="8947" w:type="dxa"/>
             <w:tcBorders/>
             <w:vAlign w:val="center"/>
           </w:tcPr>
@@ -10530,8 +10892,8 @@
               <w:rPr/>
               <w:t>日本語版のみ。</w:t>
             </w:r>
-            <w:bookmarkStart w:id="21" w:name="22"/>
-            <w:bookmarkEnd w:id="21"/>
+            <w:bookmarkStart w:id="18" w:name="22"/>
+            <w:bookmarkEnd w:id="18"/>
           </w:p>
         </w:tc>
       </w:tr>
@@ -10568,7 +10930,7 @@
         </w:tc>
         <w:tc>
           <w:tcPr>
-            <w:tcW w:w="8948" w:type="dxa"/>
+            <w:tcW w:w="8947" w:type="dxa"/>
             <w:tcBorders/>
             <w:vAlign w:val="center"/>
           </w:tcPr>
@@ -10617,8 +10979,8 @@
               <w:rPr/>
               <w:t>対応製品使用上のご注意〉をご確認ください。</w:t>
             </w:r>
-            <w:bookmarkStart w:id="22" w:name="23"/>
-            <w:bookmarkEnd w:id="22"/>
+            <w:bookmarkStart w:id="19" w:name="23"/>
+            <w:bookmarkEnd w:id="19"/>
           </w:p>
         </w:tc>
       </w:tr>
@@ -10655,7 +11017,7 @@
         </w:tc>
         <w:tc>
           <w:tcPr>
-            <w:tcW w:w="8948" w:type="dxa"/>
+            <w:tcW w:w="8947" w:type="dxa"/>
             <w:tcBorders/>
             <w:vAlign w:val="center"/>
           </w:tcPr>
@@ -10752,8 +11114,8 @@
               <w:rPr/>
               <w:t>までとなります。</w:t>
             </w:r>
-            <w:bookmarkStart w:id="23" w:name="24"/>
-            <w:bookmarkEnd w:id="23"/>
+            <w:bookmarkStart w:id="20" w:name="24"/>
+            <w:bookmarkEnd w:id="20"/>
           </w:p>
         </w:tc>
       </w:tr>
@@ -10790,7 +11152,7 @@
         </w:tc>
         <w:tc>
           <w:tcPr>
-            <w:tcW w:w="8948" w:type="dxa"/>
+            <w:tcW w:w="8947" w:type="dxa"/>
             <w:tcBorders/>
             <w:vAlign w:val="center"/>
           </w:tcPr>
@@ -10819,8 +11181,8 @@
               <w:rPr/>
               <w:t>以降が必要です</w:t>
             </w:r>
-            <w:bookmarkStart w:id="24" w:name="25"/>
-            <w:bookmarkEnd w:id="24"/>
+            <w:bookmarkStart w:id="21" w:name="25"/>
+            <w:bookmarkEnd w:id="21"/>
           </w:p>
         </w:tc>
       </w:tr>
@@ -10857,7 +11219,7 @@
         </w:tc>
         <w:tc>
           <w:tcPr>
-            <w:tcW w:w="8948" w:type="dxa"/>
+            <w:tcW w:w="8947" w:type="dxa"/>
             <w:tcBorders/>
             <w:vAlign w:val="center"/>
           </w:tcPr>
@@ -10953,8 +11315,6 @@
               <w:rPr/>
               <w:t>のバージョンが異なります。</w:t>
             </w:r>
-            <w:bookmarkStart w:id="25" w:name="26"/>
-            <w:bookmarkEnd w:id="25"/>
           </w:p>
         </w:tc>
       </w:tr>
@@ -10991,7 +11351,7 @@
         </w:tc>
         <w:tc>
           <w:tcPr>
-            <w:tcW w:w="8948" w:type="dxa"/>
+            <w:tcW w:w="8947" w:type="dxa"/>
             <w:tcBorders/>
             <w:vAlign w:val="center"/>
           </w:tcPr>
@@ -11008,8 +11368,8 @@
               <w:rPr/>
               <w:t>本体内蔵のメモリは取り外しできません。また、メモリの追加増設はできません。</w:t>
             </w:r>
-            <w:bookmarkStart w:id="26" w:name="27"/>
-            <w:bookmarkEnd w:id="26"/>
+            <w:bookmarkStart w:id="22" w:name="27"/>
+            <w:bookmarkEnd w:id="22"/>
           </w:p>
         </w:tc>
       </w:tr>
@@ -11046,13 +11406,14 @@
         </w:tc>
         <w:tc>
           <w:tcPr>
-            <w:tcW w:w="8948" w:type="dxa"/>
-            <w:tcBorders/>
-            <w:vAlign w:val="center"/>
-          </w:tcPr>
-          <w:p>
-            <w:pPr>
-              <w:pStyle w:val="Style21"/>
+            <w:tcW w:w="8947" w:type="dxa"/>
+            <w:tcBorders/>
+            <w:vAlign w:val="center"/>
+          </w:tcPr>
+          <w:p>
+            <w:pPr>
+              <w:pStyle w:val="Style21"/>
+              <w:widowControl w:val="false"/>
               <w:bidi w:val="0"/>
               <w:spacing w:before="0" w:after="283"/>
               <w:jc w:val="left"/>
@@ -11102,12 +11463,12 @@
           <w:p>
             <w:pPr>
               <w:pStyle w:val="Style21"/>
+              <w:widowControl w:val="false"/>
               <w:numPr>
                 <w:ilvl w:val="0"/>
                 <w:numId w:val="3"/>
               </w:numPr>
               <w:tabs>
-                <w:tab w:val="clear" w:pos="709"/>
                 <w:tab w:val="left" w:pos="709" w:leader="none"/>
               </w:tabs>
               <w:bidi w:val="0"/>
@@ -11128,13 +11489,14 @@
           <w:p>
             <w:pPr>
               <w:pStyle w:val="Style21"/>
+              <w:widowControl w:val="false"/>
               <w:numPr>
                 <w:ilvl w:val="0"/>
                 <w:numId w:val="0"/>
               </w:numPr>
               <w:bidi w:val="0"/>
               <w:spacing w:before="0" w:after="283"/>
-              <w:ind w:hanging="0"/>
+              <w:ind w:left="0" w:hanging="0"/>
               <w:jc w:val="left"/>
               <w:rPr/>
             </w:pPr>
@@ -11452,12 +11814,12 @@
           <w:p>
             <w:pPr>
               <w:pStyle w:val="Style21"/>
+              <w:widowControl w:val="false"/>
               <w:numPr>
                 <w:ilvl w:val="0"/>
                 <w:numId w:val="3"/>
               </w:numPr>
               <w:tabs>
-                <w:tab w:val="clear" w:pos="709"/>
                 <w:tab w:val="left" w:pos="709" w:leader="none"/>
               </w:tabs>
               <w:bidi w:val="0"/>
@@ -11478,13 +11840,14 @@
           <w:p>
             <w:pPr>
               <w:pStyle w:val="Style21"/>
+              <w:widowControl w:val="false"/>
               <w:numPr>
                 <w:ilvl w:val="0"/>
                 <w:numId w:val="0"/>
               </w:numPr>
               <w:bidi w:val="0"/>
               <w:spacing w:before="0" w:after="283"/>
-              <w:ind w:hanging="0"/>
+              <w:ind w:left="0" w:hanging="0"/>
               <w:jc w:val="left"/>
               <w:rPr/>
             </w:pPr>
@@ -11770,12 +12133,12 @@
           <w:p>
             <w:pPr>
               <w:pStyle w:val="Style21"/>
+              <w:widowControl w:val="false"/>
               <w:numPr>
                 <w:ilvl w:val="0"/>
                 <w:numId w:val="3"/>
               </w:numPr>
               <w:tabs>
-                <w:tab w:val="clear" w:pos="709"/>
                 <w:tab w:val="left" w:pos="709" w:leader="none"/>
               </w:tabs>
               <w:bidi w:val="0"/>
@@ -11796,13 +12159,14 @@
           <w:p>
             <w:pPr>
               <w:pStyle w:val="Style21"/>
+              <w:widowControl w:val="false"/>
               <w:numPr>
                 <w:ilvl w:val="0"/>
                 <w:numId w:val="0"/>
               </w:numPr>
               <w:bidi w:val="0"/>
               <w:spacing w:before="0" w:after="283"/>
-              <w:ind w:hanging="0"/>
+              <w:ind w:left="0" w:hanging="0"/>
               <w:jc w:val="left"/>
               <w:rPr/>
             </w:pPr>
@@ -12112,8 +12476,6 @@
               <w:rPr/>
               <w:t>およびソフトバンクの名称、ロゴは、日本国およびその他の国におけるソフトバンクグループ株式会社の登録商標または商標です。</w:t>
             </w:r>
-            <w:bookmarkStart w:id="27" w:name="28"/>
-            <w:bookmarkEnd w:id="27"/>
           </w:p>
         </w:tc>
       </w:tr>
@@ -12150,7 +12512,7 @@
         </w:tc>
         <w:tc>
           <w:tcPr>
-            <w:tcW w:w="8948" w:type="dxa"/>
+            <w:tcW w:w="8947" w:type="dxa"/>
             <w:tcBorders/>
             <w:vAlign w:val="center"/>
           </w:tcPr>
@@ -12207,8 +12569,8 @@
               <w:rPr/>
               <w:t>に対応。</w:t>
             </w:r>
-            <w:bookmarkStart w:id="28" w:name="29"/>
-            <w:bookmarkEnd w:id="28"/>
+            <w:bookmarkStart w:id="23" w:name="29"/>
+            <w:bookmarkEnd w:id="23"/>
           </w:p>
         </w:tc>
       </w:tr>
@@ -12245,7 +12607,7 @@
         </w:tc>
         <w:tc>
           <w:tcPr>
-            <w:tcW w:w="8948" w:type="dxa"/>
+            <w:tcW w:w="8947" w:type="dxa"/>
             <w:tcBorders/>
             <w:vAlign w:val="center"/>
           </w:tcPr>
@@ -12262,8 +12624,8 @@
               <w:rPr/>
               <w:t>Windows 10 May 2019 Update</w:t>
             </w:r>
-            <w:bookmarkStart w:id="29" w:name="30"/>
-            <w:bookmarkEnd w:id="29"/>
+            <w:bookmarkStart w:id="24" w:name="30"/>
+            <w:bookmarkEnd w:id="24"/>
           </w:p>
         </w:tc>
       </w:tr>
@@ -12300,7 +12662,7 @@
         </w:tc>
         <w:tc>
           <w:tcPr>
-            <w:tcW w:w="8948" w:type="dxa"/>
+            <w:tcW w:w="8947" w:type="dxa"/>
             <w:tcBorders/>
             <w:vAlign w:val="center"/>
           </w:tcPr>
@@ -12333,8 +12695,8 @@
               <w:rPr/>
               <w:t>対応機器への充電が可能です。ただし、すべての対応機器の動作を保証するものではありません。</w:t>
             </w:r>
-            <w:bookmarkStart w:id="30" w:name="31"/>
-            <w:bookmarkEnd w:id="30"/>
+            <w:bookmarkStart w:id="25" w:name="31"/>
+            <w:bookmarkEnd w:id="25"/>
           </w:p>
         </w:tc>
       </w:tr>
@@ -12371,7 +12733,7 @@
         </w:tc>
         <w:tc>
           <w:tcPr>
-            <w:tcW w:w="8948" w:type="dxa"/>
+            <w:tcW w:w="8947" w:type="dxa"/>
             <w:tcBorders/>
             <w:vAlign w:val="center"/>
           </w:tcPr>
@@ -12388,8 +12750,8 @@
               <w:rPr/>
               <w:t>本製品のバッテリーは、お客様自身で交換できない仕様になっており、バッテリー交換は別途有償となります。</w:t>
             </w:r>
-            <w:bookmarkStart w:id="31" w:name="32"/>
-            <w:bookmarkEnd w:id="31"/>
+            <w:bookmarkStart w:id="26" w:name="32"/>
+            <w:bookmarkEnd w:id="26"/>
           </w:p>
         </w:tc>
       </w:tr>
@@ -12426,7 +12788,7 @@
         </w:tc>
         <w:tc>
           <w:tcPr>
-            <w:tcW w:w="8948" w:type="dxa"/>
+            <w:tcW w:w="8947" w:type="dxa"/>
             <w:tcBorders/>
             <w:vAlign w:val="center"/>
           </w:tcPr>
@@ -12447,8 +12809,8 @@
               <w:rPr/>
               <w:t>には対応していません。</w:t>
             </w:r>
-            <w:bookmarkStart w:id="32" w:name="33"/>
-            <w:bookmarkEnd w:id="32"/>
+            <w:bookmarkStart w:id="27" w:name="33"/>
+            <w:bookmarkEnd w:id="27"/>
           </w:p>
         </w:tc>
       </w:tr>
@@ -12485,7 +12847,7 @@
         </w:tc>
         <w:tc>
           <w:tcPr>
-            <w:tcW w:w="8948" w:type="dxa"/>
+            <w:tcW w:w="8947" w:type="dxa"/>
             <w:tcBorders/>
             <w:vAlign w:val="center"/>
           </w:tcPr>
@@ -12510,8 +12872,8 @@
               <w:rPr/>
               <w:t>機器について動作を保証するものではありません。</w:t>
             </w:r>
-            <w:bookmarkStart w:id="33" w:name="34"/>
-            <w:bookmarkEnd w:id="33"/>
+            <w:bookmarkStart w:id="28" w:name="34"/>
+            <w:bookmarkEnd w:id="28"/>
           </w:p>
         </w:tc>
       </w:tr>
@@ -12548,7 +12910,7 @@
         </w:tc>
         <w:tc>
           <w:tcPr>
-            <w:tcW w:w="8948" w:type="dxa"/>
+            <w:tcW w:w="8947" w:type="dxa"/>
             <w:tcBorders/>
             <w:vAlign w:val="center"/>
           </w:tcPr>
@@ -12605,8 +12967,8 @@
               <w:rPr/>
               <w:t>左側面奥のみ）。ただし、すべての対応機器の動作を保証するものではありません。</w:t>
             </w:r>
-            <w:bookmarkStart w:id="34" w:name="35"/>
-            <w:bookmarkEnd w:id="34"/>
+            <w:bookmarkStart w:id="29" w:name="35"/>
+            <w:bookmarkEnd w:id="29"/>
           </w:p>
         </w:tc>
       </w:tr>
@@ -12643,7 +13005,7 @@
         </w:tc>
         <w:tc>
           <w:tcPr>
-            <w:tcW w:w="8948" w:type="dxa"/>
+            <w:tcW w:w="8947" w:type="dxa"/>
             <w:tcBorders/>
             <w:vAlign w:val="center"/>
           </w:tcPr>
@@ -12710,12 +13072,22 @@
     </w:p>
     <w:p>
       <w:pPr>
+        <w:pStyle w:val="Normal"/>
+        <w:rPr/>
+      </w:pPr>
+      <w:r>
+        <w:rPr/>
+      </w:r>
+    </w:p>
+    <w:p>
+      <w:pPr>
         <w:sectPr>
           <w:type w:val="continuous"/>
           <w:pgSz w:w="11906" w:h="16838"/>
           <w:pgMar w:left="1134" w:right="1134" w:gutter="0" w:header="0" w:top="1134" w:footer="0" w:bottom="1134"/>
           <w:formProt w:val="false"/>
           <w:textDirection w:val="lrTb"/>
+          <w:docGrid w:type="default" w:linePitch="100" w:charSpace="0"/>
         </w:sectPr>
       </w:pPr>
     </w:p>
@@ -12735,9 +13107,9 @@
       <w:type w:val="continuous"/>
       <w:pgSz w:w="11906" w:h="16838"/>
       <w:pgMar w:left="1134" w:right="1134" w:gutter="0" w:header="0" w:top="1134" w:footer="0" w:bottom="1134"/>
-      <w:pgNumType w:fmt="decimal"/>
       <w:formProt w:val="false"/>
       <w:textDirection w:val="lrTb"/>
+      <w:docGrid w:type="default" w:linePitch="100" w:charSpace="0"/>
     </w:sectPr>
   </w:body>
 </w:document>
@@ -12748,7 +13120,6 @@
   <w:abstractNum w:abstractNumId="1">
     <w:lvl w:ilvl="0">
       <w:start w:val="1"/>
-      <w:pStyle w:val="1"/>
       <w:numFmt w:val="none"/>
       <w:suff w:val="nothing"/>
       <w:lvlText w:val=""/>
@@ -12759,6 +13130,7 @@
         </w:tabs>
         <w:ind w:left="0" w:hanging="0"/>
       </w:pPr>
+      <w:rPr/>
     </w:lvl>
     <w:lvl w:ilvl="1">
       <w:start w:val="1"/>
@@ -12772,6 +13144,7 @@
         </w:tabs>
         <w:ind w:left="0" w:hanging="0"/>
       </w:pPr>
+      <w:rPr/>
     </w:lvl>
     <w:lvl w:ilvl="2">
       <w:start w:val="1"/>
@@ -12785,6 +13158,7 @@
         </w:tabs>
         <w:ind w:left="0" w:hanging="0"/>
       </w:pPr>
+      <w:rPr/>
     </w:lvl>
     <w:lvl w:ilvl="3">
       <w:start w:val="1"/>
@@ -12798,6 +13172,7 @@
         </w:tabs>
         <w:ind w:left="0" w:hanging="0"/>
       </w:pPr>
+      <w:rPr/>
     </w:lvl>
     <w:lvl w:ilvl="4">
       <w:start w:val="1"/>
@@ -12811,6 +13186,7 @@
         </w:tabs>
         <w:ind w:left="0" w:hanging="0"/>
       </w:pPr>
+      <w:rPr/>
     </w:lvl>
     <w:lvl w:ilvl="5">
       <w:start w:val="1"/>
@@ -12824,6 +13200,7 @@
         </w:tabs>
         <w:ind w:left="0" w:hanging="0"/>
       </w:pPr>
+      <w:rPr/>
     </w:lvl>
     <w:lvl w:ilvl="6">
       <w:start w:val="1"/>
@@ -12837,6 +13214,7 @@
         </w:tabs>
         <w:ind w:left="0" w:hanging="0"/>
       </w:pPr>
+      <w:rPr/>
     </w:lvl>
     <w:lvl w:ilvl="7">
       <w:start w:val="1"/>
@@ -12850,6 +13228,7 @@
         </w:tabs>
         <w:ind w:left="0" w:hanging="0"/>
       </w:pPr>
+      <w:rPr/>
     </w:lvl>
     <w:lvl w:ilvl="8">
       <w:start w:val="1"/>
@@ -12863,6 +13242,7 @@
         </w:tabs>
         <w:ind w:left="0" w:hanging="0"/>
       </w:pPr>
+      <w:rPr/>
     </w:lvl>
   </w:abstractNum>
   <w:abstractNum w:abstractNumId="2">
@@ -13139,6 +13519,125 @@
       </w:rPr>
     </w:lvl>
   </w:abstractNum>
+  <w:abstractNum w:abstractNumId="4">
+    <w:lvl w:ilvl="0">
+      <w:start w:val="1"/>
+      <w:numFmt w:val="none"/>
+      <w:suff w:val="nothing"/>
+      <w:lvlText w:val=""/>
+      <w:lvlJc w:val="left"/>
+      <w:pPr>
+        <w:tabs>
+          <w:tab w:val="num" w:pos="0"/>
+        </w:tabs>
+        <w:ind w:left="0" w:hanging="0"/>
+      </w:pPr>
+    </w:lvl>
+    <w:lvl w:ilvl="1">
+      <w:start w:val="1"/>
+      <w:numFmt w:val="none"/>
+      <w:suff w:val="nothing"/>
+      <w:lvlText w:val=""/>
+      <w:lvlJc w:val="left"/>
+      <w:pPr>
+        <w:tabs>
+          <w:tab w:val="num" w:pos="0"/>
+        </w:tabs>
+        <w:ind w:left="0" w:hanging="0"/>
+      </w:pPr>
+    </w:lvl>
+    <w:lvl w:ilvl="2">
+      <w:start w:val="1"/>
+      <w:numFmt w:val="none"/>
+      <w:suff w:val="nothing"/>
+      <w:lvlText w:val=""/>
+      <w:lvlJc w:val="left"/>
+      <w:pPr>
+        <w:tabs>
+          <w:tab w:val="num" w:pos="0"/>
+        </w:tabs>
+        <w:ind w:left="0" w:hanging="0"/>
+      </w:pPr>
+    </w:lvl>
+    <w:lvl w:ilvl="3">
+      <w:start w:val="1"/>
+      <w:numFmt w:val="none"/>
+      <w:suff w:val="nothing"/>
+      <w:lvlText w:val=""/>
+      <w:lvlJc w:val="left"/>
+      <w:pPr>
+        <w:tabs>
+          <w:tab w:val="num" w:pos="0"/>
+        </w:tabs>
+        <w:ind w:left="0" w:hanging="0"/>
+      </w:pPr>
+    </w:lvl>
+    <w:lvl w:ilvl="4">
+      <w:start w:val="1"/>
+      <w:numFmt w:val="none"/>
+      <w:suff w:val="nothing"/>
+      <w:lvlText w:val=""/>
+      <w:lvlJc w:val="left"/>
+      <w:pPr>
+        <w:tabs>
+          <w:tab w:val="num" w:pos="0"/>
+        </w:tabs>
+        <w:ind w:left="0" w:hanging="0"/>
+      </w:pPr>
+    </w:lvl>
+    <w:lvl w:ilvl="5">
+      <w:start w:val="1"/>
+      <w:numFmt w:val="none"/>
+      <w:suff w:val="nothing"/>
+      <w:lvlText w:val=""/>
+      <w:lvlJc w:val="left"/>
+      <w:pPr>
+        <w:tabs>
+          <w:tab w:val="num" w:pos="0"/>
+        </w:tabs>
+        <w:ind w:left="0" w:hanging="0"/>
+      </w:pPr>
+    </w:lvl>
+    <w:lvl w:ilvl="6">
+      <w:start w:val="1"/>
+      <w:numFmt w:val="none"/>
+      <w:suff w:val="nothing"/>
+      <w:lvlText w:val=""/>
+      <w:lvlJc w:val="left"/>
+      <w:pPr>
+        <w:tabs>
+          <w:tab w:val="num" w:pos="0"/>
+        </w:tabs>
+        <w:ind w:left="0" w:hanging="0"/>
+      </w:pPr>
+    </w:lvl>
+    <w:lvl w:ilvl="7">
+      <w:start w:val="1"/>
+      <w:numFmt w:val="none"/>
+      <w:suff w:val="nothing"/>
+      <w:lvlText w:val=""/>
+      <w:lvlJc w:val="left"/>
+      <w:pPr>
+        <w:tabs>
+          <w:tab w:val="num" w:pos="0"/>
+        </w:tabs>
+        <w:ind w:left="0" w:hanging="0"/>
+      </w:pPr>
+    </w:lvl>
+    <w:lvl w:ilvl="8">
+      <w:start w:val="1"/>
+      <w:numFmt w:val="none"/>
+      <w:suff w:val="nothing"/>
+      <w:lvlText w:val=""/>
+      <w:lvlJc w:val="left"/>
+      <w:pPr>
+        <w:tabs>
+          <w:tab w:val="num" w:pos="0"/>
+        </w:tabs>
+        <w:ind w:left="0" w:hanging="0"/>
+      </w:pPr>
+    </w:lvl>
+  </w:abstractNum>
   <w:num w:numId="1">
     <w:abstractNumId w:val="1"/>
   </w:num>
@@ -13147,6 +13646,9 @@
   </w:num>
   <w:num w:numId="3">
     <w:abstractNumId w:val="3"/>
+  </w:num>
+  <w:num w:numId="4">
+    <w:abstractNumId w:val="4"/>
   </w:num>
 </w:numbering>
 </file>
@@ -13165,7 +13667,6 @@
     </w:rPrDefault>
     <w:pPrDefault>
       <w:pPr>
-        <w:widowControl/>
         <w:suppressAutoHyphens w:val="true"/>
       </w:pPr>
     </w:pPrDefault>
@@ -13175,7 +13676,10 @@
     <w:qFormat/>
     <w:pPr>
       <w:widowControl/>
+      <w:suppressAutoHyphens w:val="true"/>
       <w:bidi w:val="0"/>
+      <w:spacing w:before="0" w:after="0"/>
+      <w:jc w:val="left"/>
     </w:pPr>
     <w:rPr>
       <w:rFonts w:ascii="Liberation Serif" w:hAnsi="Liberation Serif" w:eastAsia="Noto Serif CJK JP" w:cs="TakaoPGothic"/>

--- a/LIFEBOOK U939/LIFEBOOK U939.docx
+++ b/LIFEBOOK U939/LIFEBOOK U939.docx
@@ -20,7 +20,7 @@
         <w:pStyle w:val="1"/>
         <w:numPr>
           <w:ilvl w:val="0"/>
-          <w:numId w:val="1"/>
+          <w:numId w:val="2"/>
         </w:numPr>
         <w:bidi w:val="0"/>
         <w:jc w:val="left"/>
@@ -36,7 +36,7 @@
         <w:pStyle w:val="1"/>
         <w:numPr>
           <w:ilvl w:val="0"/>
-          <w:numId w:val="1"/>
+          <w:numId w:val="2"/>
         </w:numPr>
         <w:bidi w:val="0"/>
         <w:jc w:val="left"/>
@@ -166,7 +166,106 @@
         <w:pStyle w:val="1"/>
         <w:numPr>
           <w:ilvl w:val="0"/>
-          <w:numId w:val="1"/>
+          <w:numId w:val="2"/>
+        </w:numPr>
+        <w:spacing w:before="240" w:after="120"/>
+        <w:rPr/>
+      </w:pPr>
+      <w:r>
+        <w:rPr/>
+        <w:t>システム</w:t>
+      </w:r>
+    </w:p>
+    <w:p>
+      <w:pPr>
+        <w:pStyle w:val="Style16"/>
+        <w:rPr/>
+      </w:pPr>
+      <w:r>
+        <w:rPr>
+          <w:rFonts w:eastAsia="Noto Serif CJK JP" w:cs="TakaoPGothic"/>
+          <w:color w:val="auto"/>
+          <w:kern w:val="2"/>
+          <w:sz w:val="24"/>
+          <w:szCs w:val="24"/>
+          <w:lang w:val="en-US" w:eastAsia="ja-JP" w:bidi="hi-IN"/>
+        </w:rPr>
+        <w:t>2026-05-27</w:t>
+      </w:r>
+    </w:p>
+    <w:p>
+      <w:pPr>
+        <w:pStyle w:val="Style16"/>
+        <w:rPr/>
+      </w:pPr>
+      <w:r>
+        <w:rPr>
+          <w:rFonts w:eastAsia="Noto Serif CJK JP" w:cs="TakaoPGothic"/>
+          <w:color w:val="auto"/>
+          <w:kern w:val="2"/>
+          <w:sz w:val="24"/>
+          <w:szCs w:val="24"/>
+          <w:lang w:val="en-US" w:eastAsia="ja-JP" w:bidi="hi-IN"/>
+        </w:rPr>
+        <w:t>Windows7</w:t>
+      </w:r>
+      <w:r>
+        <w:rPr>
+          <w:rFonts w:ascii="Liberation Serif" w:hAnsi="Liberation Serif" w:cs="TakaoPGothic"/>
+          <w:color w:val="auto"/>
+          <w:kern w:val="2"/>
+          <w:sz w:val="24"/>
+          <w:szCs w:val="24"/>
+          <w:lang w:val="en-US" w:eastAsia="ja-JP" w:bidi="hi-IN"/>
+        </w:rPr>
+        <w:t>バックアップ取得</w:t>
+      </w:r>
+    </w:p>
+    <w:p>
+      <w:pPr>
+        <w:pStyle w:val="Style16"/>
+        <w:rPr/>
+      </w:pPr>
+      <w:r>
+        <w:rPr>
+          <w:rFonts w:ascii="Liberation Serif" w:hAnsi="Liberation Serif" w:cs="TakaoPGothic"/>
+          <w:color w:val="auto"/>
+          <w:kern w:val="2"/>
+          <w:sz w:val="24"/>
+          <w:szCs w:val="24"/>
+          <w:lang w:val="en-US" w:eastAsia="ja-JP" w:bidi="hi-IN"/>
+        </w:rPr>
+        <w:t>ホスト名は「</w:t>
+      </w:r>
+      <w:r>
+        <w:rPr>
+          <w:rFonts w:eastAsia="Noto Serif CJK JP" w:cs="TakaoPGothic"/>
+          <w:color w:val="auto"/>
+          <w:kern w:val="2"/>
+          <w:sz w:val="24"/>
+          <w:szCs w:val="24"/>
+          <w:lang w:val="en-US" w:eastAsia="ja-JP" w:bidi="hi-IN"/>
+        </w:rPr>
+        <w:t>u939</w:t>
+      </w:r>
+      <w:r>
+        <w:rPr>
+          <w:rFonts w:ascii="Liberation Serif" w:hAnsi="Liberation Serif" w:cs="TakaoPGothic"/>
+          <w:color w:val="auto"/>
+          <w:kern w:val="2"/>
+          <w:sz w:val="24"/>
+          <w:szCs w:val="24"/>
+          <w:lang w:val="en-US" w:eastAsia="ja-JP" w:bidi="hi-IN"/>
+        </w:rPr>
+        <w:t>」</w:t>
+      </w:r>
+    </w:p>
+    <w:p>
+      <w:pPr>
+        <w:pStyle w:val="1"/>
+        <w:numPr>
+          <w:ilvl w:val="0"/>
+          <w:numId w:val="2"/>
         </w:numPr>
         <w:bidi w:val="0"/>
         <w:jc w:val="left"/>
@@ -204,18 +303,7 @@
           <w:szCs w:val="24"/>
           <w:lang w:val="en-US" w:eastAsia="ja-JP" w:bidi="hi-IN"/>
         </w:rPr>
-        <w:t xml:space="preserve">: 959g </w:t>
-      </w:r>
-      <w:r>
-        <w:rPr>
-          <w:rFonts w:eastAsia="Noto Serif CJK JP" w:cs="TakaoPGothic"/>
-          <w:color w:val="auto"/>
-          <w:kern w:val="2"/>
-          <w:sz w:val="24"/>
-          <w:szCs w:val="24"/>
-          <w:lang w:val="en-US" w:eastAsia="ja-JP" w:bidi="hi-IN"/>
-        </w:rPr>
-        <w:t>(</w:t>
+        <w:t>: 959g (</w:t>
       </w:r>
       <w:r>
         <w:rPr>
@@ -379,7 +467,7 @@
         <w:pStyle w:val="Style16"/>
         <w:numPr>
           <w:ilvl w:val="0"/>
-          <w:numId w:val="2"/>
+          <w:numId w:val="3"/>
         </w:numPr>
         <w:tabs>
           <w:tab w:val="left" w:pos="709" w:leader="none"/>
@@ -408,11 +496,11 @@
         </w:tblCellMar>
       </w:tblPr>
       <w:tblGrid>
-        <w:gridCol w:w="1813"/>
-        <w:gridCol w:w="24"/>
+        <w:gridCol w:w="1812"/>
+        <w:gridCol w:w="25"/>
         <w:gridCol w:w="1818"/>
-        <w:gridCol w:w="48"/>
-        <w:gridCol w:w="1068"/>
+        <w:gridCol w:w="47"/>
+        <w:gridCol w:w="1069"/>
         <w:gridCol w:w="1657"/>
         <w:gridCol w:w="1653"/>
         <w:gridCol w:w="1556"/>
@@ -1341,7 +1429,7 @@
         </w:tc>
         <w:tc>
           <w:tcPr>
-            <w:tcW w:w="1866" w:type="dxa"/>
+            <w:tcW w:w="1865" w:type="dxa"/>
             <w:gridSpan w:val="2"/>
             <w:vMerge w:val="restart"/>
             <w:tcBorders/>
@@ -1364,7 +1452,7 @@
         </w:tc>
         <w:tc>
           <w:tcPr>
-            <w:tcW w:w="1068" w:type="dxa"/>
+            <w:tcW w:w="1069" w:type="dxa"/>
             <w:tcBorders/>
             <w:vAlign w:val="center"/>
           </w:tcPr>
@@ -1482,7 +1570,7 @@
         </w:tc>
         <w:tc>
           <w:tcPr>
-            <w:tcW w:w="1866" w:type="dxa"/>
+            <w:tcW w:w="1865" w:type="dxa"/>
             <w:gridSpan w:val="2"/>
             <w:vMerge w:val="continue"/>
             <w:tcBorders/>
@@ -1509,7 +1597,7 @@
         </w:tc>
         <w:tc>
           <w:tcPr>
-            <w:tcW w:w="1068" w:type="dxa"/>
+            <w:tcW w:w="1069" w:type="dxa"/>
             <w:tcBorders/>
             <w:vAlign w:val="center"/>
           </w:tcPr>
@@ -1674,7 +1762,7 @@
         </w:tc>
         <w:tc>
           <w:tcPr>
-            <w:tcW w:w="1866" w:type="dxa"/>
+            <w:tcW w:w="1865" w:type="dxa"/>
             <w:gridSpan w:val="2"/>
             <w:vMerge w:val="restart"/>
             <w:tcBorders/>
@@ -1705,7 +1793,7 @@
         </w:tc>
         <w:tc>
           <w:tcPr>
-            <w:tcW w:w="1068" w:type="dxa"/>
+            <w:tcW w:w="1069" w:type="dxa"/>
             <w:tcBorders/>
             <w:vAlign w:val="center"/>
           </w:tcPr>
@@ -1778,7 +1866,7 @@
         </w:tc>
         <w:tc>
           <w:tcPr>
-            <w:tcW w:w="1866" w:type="dxa"/>
+            <w:tcW w:w="1865" w:type="dxa"/>
             <w:gridSpan w:val="2"/>
             <w:vMerge w:val="continue"/>
             <w:tcBorders/>
@@ -1805,7 +1893,7 @@
         </w:tc>
         <w:tc>
           <w:tcPr>
-            <w:tcW w:w="1068" w:type="dxa"/>
+            <w:tcW w:w="1069" w:type="dxa"/>
             <w:tcBorders/>
             <w:vAlign w:val="center"/>
           </w:tcPr>
@@ -5064,7 +5152,7 @@
         <w:trPr/>
         <w:tc>
           <w:tcPr>
-            <w:tcW w:w="1813" w:type="dxa"/>
+            <w:tcW w:w="1812" w:type="dxa"/>
             <w:vMerge w:val="restart"/>
             <w:tcBorders/>
             <w:vAlign w:val="center"/>
@@ -5113,7 +5201,7 @@
         </w:tc>
         <w:tc>
           <w:tcPr>
-            <w:tcW w:w="2958" w:type="dxa"/>
+            <w:tcW w:w="2959" w:type="dxa"/>
             <w:gridSpan w:val="4"/>
             <w:tcBorders/>
             <w:vAlign w:val="center"/>
@@ -5160,7 +5248,7 @@
         <w:trPr/>
         <w:tc>
           <w:tcPr>
-            <w:tcW w:w="1813" w:type="dxa"/>
+            <w:tcW w:w="1812" w:type="dxa"/>
             <w:vMerge w:val="continue"/>
             <w:tcBorders/>
             <w:vAlign w:val="center"/>
@@ -5186,7 +5274,7 @@
         </w:tc>
         <w:tc>
           <w:tcPr>
-            <w:tcW w:w="2958" w:type="dxa"/>
+            <w:tcW w:w="2959" w:type="dxa"/>
             <w:gridSpan w:val="4"/>
             <w:tcBorders/>
             <w:vAlign w:val="center"/>
@@ -5245,7 +5333,7 @@
         <w:trPr/>
         <w:tc>
           <w:tcPr>
-            <w:tcW w:w="1813" w:type="dxa"/>
+            <w:tcW w:w="1812" w:type="dxa"/>
             <w:vMerge w:val="continue"/>
             <w:tcBorders/>
             <w:vAlign w:val="center"/>
@@ -5271,7 +5359,7 @@
         </w:tc>
         <w:tc>
           <w:tcPr>
-            <w:tcW w:w="2958" w:type="dxa"/>
+            <w:tcW w:w="2959" w:type="dxa"/>
             <w:gridSpan w:val="4"/>
             <w:tcBorders/>
             <w:vAlign w:val="center"/>
@@ -5353,7 +5441,7 @@
         <w:trPr/>
         <w:tc>
           <w:tcPr>
-            <w:tcW w:w="1813" w:type="dxa"/>
+            <w:tcW w:w="1812" w:type="dxa"/>
             <w:vMerge w:val="continue"/>
             <w:tcBorders/>
             <w:vAlign w:val="center"/>
@@ -5379,7 +5467,7 @@
         </w:tc>
         <w:tc>
           <w:tcPr>
-            <w:tcW w:w="2958" w:type="dxa"/>
+            <w:tcW w:w="2959" w:type="dxa"/>
             <w:gridSpan w:val="4"/>
             <w:tcBorders/>
             <w:vAlign w:val="center"/>
@@ -5461,7 +5549,7 @@
         <w:trPr/>
         <w:tc>
           <w:tcPr>
-            <w:tcW w:w="1813" w:type="dxa"/>
+            <w:tcW w:w="1812" w:type="dxa"/>
             <w:vMerge w:val="continue"/>
             <w:tcBorders/>
             <w:vAlign w:val="center"/>
@@ -5487,7 +5575,7 @@
         </w:tc>
         <w:tc>
           <w:tcPr>
-            <w:tcW w:w="2958" w:type="dxa"/>
+            <w:tcW w:w="2959" w:type="dxa"/>
             <w:gridSpan w:val="4"/>
             <w:tcBorders/>
             <w:vAlign w:val="center"/>
@@ -5542,7 +5630,7 @@
         <w:trPr/>
         <w:tc>
           <w:tcPr>
-            <w:tcW w:w="1813" w:type="dxa"/>
+            <w:tcW w:w="1812" w:type="dxa"/>
             <w:vMerge w:val="continue"/>
             <w:tcBorders/>
             <w:vAlign w:val="center"/>
@@ -5568,7 +5656,7 @@
         </w:tc>
         <w:tc>
           <w:tcPr>
-            <w:tcW w:w="1842" w:type="dxa"/>
+            <w:tcW w:w="1843" w:type="dxa"/>
             <w:gridSpan w:val="2"/>
             <w:vMerge w:val="restart"/>
             <w:tcBorders/>
@@ -5638,7 +5726,7 @@
         <w:trPr/>
         <w:tc>
           <w:tcPr>
-            <w:tcW w:w="1813" w:type="dxa"/>
+            <w:tcW w:w="1812" w:type="dxa"/>
             <w:vMerge w:val="continue"/>
             <w:tcBorders/>
             <w:vAlign w:val="center"/>
@@ -5664,7 +5752,7 @@
         </w:tc>
         <w:tc>
           <w:tcPr>
-            <w:tcW w:w="1842" w:type="dxa"/>
+            <w:tcW w:w="1843" w:type="dxa"/>
             <w:gridSpan w:val="2"/>
             <w:vMerge w:val="continue"/>
             <w:tcBorders/>
@@ -11466,7 +11554,7 @@
               <w:widowControl w:val="false"/>
               <w:numPr>
                 <w:ilvl w:val="0"/>
-                <w:numId w:val="3"/>
+                <w:numId w:val="4"/>
               </w:numPr>
               <w:tabs>
                 <w:tab w:val="left" w:pos="709" w:leader="none"/>
@@ -11817,7 +11905,7 @@
               <w:widowControl w:val="false"/>
               <w:numPr>
                 <w:ilvl w:val="0"/>
-                <w:numId w:val="3"/>
+                <w:numId w:val="4"/>
               </w:numPr>
               <w:tabs>
                 <w:tab w:val="left" w:pos="709" w:leader="none"/>
@@ -12136,7 +12224,7 @@
               <w:widowControl w:val="false"/>
               <w:numPr>
                 <w:ilvl w:val="0"/>
-                <w:numId w:val="3"/>
+                <w:numId w:val="4"/>
               </w:numPr>
               <w:tabs>
                 <w:tab w:val="left" w:pos="709" w:leader="none"/>
@@ -13064,6 +13152,15 @@
         <w:bidi w:val="0"/>
         <w:spacing w:lineRule="auto" w:line="276" w:before="0" w:after="140"/>
         <w:jc w:val="left"/>
+        <w:rPr/>
+      </w:pPr>
+      <w:r>
+        <w:rPr/>
+      </w:r>
+    </w:p>
+    <w:p>
+      <w:pPr>
+        <w:pStyle w:val="Normal"/>
         <w:rPr/>
       </w:pPr>
       <w:r>
@@ -13118,6 +13215,125 @@
 <file path=word/numbering.xml><?xml version="1.0" encoding="utf-8"?>
 <w:numbering xmlns:w="http://schemas.openxmlformats.org/wordprocessingml/2006/main" xmlns:o="urn:schemas-microsoft-com:office:office" xmlns:r="http://schemas.openxmlformats.org/officeDocument/2006/relationships" xmlns:v="urn:schemas-microsoft-com:vml" xmlns:mc="http://schemas.openxmlformats.org/markup-compatibility/2006" xmlns:w14="http://schemas.microsoft.com/office/word/2010/wordml" mc:Ignorable="w14">
   <w:abstractNum w:abstractNumId="1">
+    <w:lvl w:ilvl="0">
+      <w:start w:val="1"/>
+      <w:numFmt w:val="none"/>
+      <w:suff w:val="nothing"/>
+      <w:lvlText w:val=""/>
+      <w:lvlJc w:val="left"/>
+      <w:pPr>
+        <w:tabs>
+          <w:tab w:val="num" w:pos="0"/>
+        </w:tabs>
+        <w:ind w:left="0" w:hanging="0"/>
+      </w:pPr>
+    </w:lvl>
+    <w:lvl w:ilvl="1">
+      <w:start w:val="1"/>
+      <w:numFmt w:val="none"/>
+      <w:suff w:val="nothing"/>
+      <w:lvlText w:val=""/>
+      <w:lvlJc w:val="left"/>
+      <w:pPr>
+        <w:tabs>
+          <w:tab w:val="num" w:pos="0"/>
+        </w:tabs>
+        <w:ind w:left="0" w:hanging="0"/>
+      </w:pPr>
+    </w:lvl>
+    <w:lvl w:ilvl="2">
+      <w:start w:val="1"/>
+      <w:numFmt w:val="none"/>
+      <w:suff w:val="nothing"/>
+      <w:lvlText w:val=""/>
+      <w:lvlJc w:val="left"/>
+      <w:pPr>
+        <w:tabs>
+          <w:tab w:val="num" w:pos="0"/>
+        </w:tabs>
+        <w:ind w:left="0" w:hanging="0"/>
+      </w:pPr>
+    </w:lvl>
+    <w:lvl w:ilvl="3">
+      <w:start w:val="1"/>
+      <w:numFmt w:val="none"/>
+      <w:suff w:val="nothing"/>
+      <w:lvlText w:val=""/>
+      <w:lvlJc w:val="left"/>
+      <w:pPr>
+        <w:tabs>
+          <w:tab w:val="num" w:pos="0"/>
+        </w:tabs>
+        <w:ind w:left="0" w:hanging="0"/>
+      </w:pPr>
+    </w:lvl>
+    <w:lvl w:ilvl="4">
+      <w:start w:val="1"/>
+      <w:numFmt w:val="none"/>
+      <w:suff w:val="nothing"/>
+      <w:lvlText w:val=""/>
+      <w:lvlJc w:val="left"/>
+      <w:pPr>
+        <w:tabs>
+          <w:tab w:val="num" w:pos="0"/>
+        </w:tabs>
+        <w:ind w:left="0" w:hanging="0"/>
+      </w:pPr>
+    </w:lvl>
+    <w:lvl w:ilvl="5">
+      <w:start w:val="1"/>
+      <w:numFmt w:val="none"/>
+      <w:suff w:val="nothing"/>
+      <w:lvlText w:val=""/>
+      <w:lvlJc w:val="left"/>
+      <w:pPr>
+        <w:tabs>
+          <w:tab w:val="num" w:pos="0"/>
+        </w:tabs>
+        <w:ind w:left="0" w:hanging="0"/>
+      </w:pPr>
+    </w:lvl>
+    <w:lvl w:ilvl="6">
+      <w:start w:val="1"/>
+      <w:numFmt w:val="none"/>
+      <w:suff w:val="nothing"/>
+      <w:lvlText w:val=""/>
+      <w:lvlJc w:val="left"/>
+      <w:pPr>
+        <w:tabs>
+          <w:tab w:val="num" w:pos="0"/>
+        </w:tabs>
+        <w:ind w:left="0" w:hanging="0"/>
+      </w:pPr>
+    </w:lvl>
+    <w:lvl w:ilvl="7">
+      <w:start w:val="1"/>
+      <w:numFmt w:val="none"/>
+      <w:suff w:val="nothing"/>
+      <w:lvlText w:val=""/>
+      <w:lvlJc w:val="left"/>
+      <w:pPr>
+        <w:tabs>
+          <w:tab w:val="num" w:pos="0"/>
+        </w:tabs>
+        <w:ind w:left="0" w:hanging="0"/>
+      </w:pPr>
+    </w:lvl>
+    <w:lvl w:ilvl="8">
+      <w:start w:val="1"/>
+      <w:numFmt w:val="none"/>
+      <w:suff w:val="nothing"/>
+      <w:lvlText w:val=""/>
+      <w:lvlJc w:val="left"/>
+      <w:pPr>
+        <w:tabs>
+          <w:tab w:val="num" w:pos="0"/>
+        </w:tabs>
+        <w:ind w:left="0" w:hanging="0"/>
+      </w:pPr>
+    </w:lvl>
+  </w:abstractNum>
+  <w:abstractNum w:abstractNumId="2">
     <w:lvl w:ilvl="0">
       <w:start w:val="1"/>
       <w:numFmt w:val="none"/>
@@ -13243,143 +13459,6 @@
         <w:ind w:left="0" w:hanging="0"/>
       </w:pPr>
       <w:rPr/>
-    </w:lvl>
-  </w:abstractNum>
-  <w:abstractNum w:abstractNumId="2">
-    <w:lvl w:ilvl="0">
-      <w:start w:val="1"/>
-      <w:numFmt w:val="bullet"/>
-      <w:lvlText w:val=""/>
-      <w:lvlJc w:val="left"/>
-      <w:pPr>
-        <w:tabs>
-          <w:tab w:val="num" w:pos="709"/>
-        </w:tabs>
-        <w:ind w:left="709" w:hanging="283"/>
-      </w:pPr>
-      <w:rPr>
-        <w:rFonts w:ascii="Symbol" w:hAnsi="Symbol" w:cs="Symbol" w:hint="default"/>
-      </w:rPr>
-    </w:lvl>
-    <w:lvl w:ilvl="1">
-      <w:start w:val="1"/>
-      <w:numFmt w:val="bullet"/>
-      <w:lvlText w:val=""/>
-      <w:lvlJc w:val="left"/>
-      <w:pPr>
-        <w:tabs>
-          <w:tab w:val="num" w:pos="1418"/>
-        </w:tabs>
-        <w:ind w:left="1418" w:hanging="283"/>
-      </w:pPr>
-      <w:rPr>
-        <w:rFonts w:ascii="Symbol" w:hAnsi="Symbol" w:cs="Symbol" w:hint="default"/>
-      </w:rPr>
-    </w:lvl>
-    <w:lvl w:ilvl="2">
-      <w:start w:val="1"/>
-      <w:numFmt w:val="bullet"/>
-      <w:lvlText w:val=""/>
-      <w:lvlJc w:val="left"/>
-      <w:pPr>
-        <w:tabs>
-          <w:tab w:val="num" w:pos="2127"/>
-        </w:tabs>
-        <w:ind w:left="2127" w:hanging="283"/>
-      </w:pPr>
-      <w:rPr>
-        <w:rFonts w:ascii="Symbol" w:hAnsi="Symbol" w:cs="Symbol" w:hint="default"/>
-      </w:rPr>
-    </w:lvl>
-    <w:lvl w:ilvl="3">
-      <w:start w:val="1"/>
-      <w:numFmt w:val="bullet"/>
-      <w:lvlText w:val=""/>
-      <w:lvlJc w:val="left"/>
-      <w:pPr>
-        <w:tabs>
-          <w:tab w:val="num" w:pos="2836"/>
-        </w:tabs>
-        <w:ind w:left="2836" w:hanging="283"/>
-      </w:pPr>
-      <w:rPr>
-        <w:rFonts w:ascii="Symbol" w:hAnsi="Symbol" w:cs="Symbol" w:hint="default"/>
-      </w:rPr>
-    </w:lvl>
-    <w:lvl w:ilvl="4">
-      <w:start w:val="1"/>
-      <w:numFmt w:val="bullet"/>
-      <w:lvlText w:val=""/>
-      <w:lvlJc w:val="left"/>
-      <w:pPr>
-        <w:tabs>
-          <w:tab w:val="num" w:pos="3545"/>
-        </w:tabs>
-        <w:ind w:left="3545" w:hanging="283"/>
-      </w:pPr>
-      <w:rPr>
-        <w:rFonts w:ascii="Symbol" w:hAnsi="Symbol" w:cs="Symbol" w:hint="default"/>
-      </w:rPr>
-    </w:lvl>
-    <w:lvl w:ilvl="5">
-      <w:start w:val="1"/>
-      <w:numFmt w:val="bullet"/>
-      <w:lvlText w:val=""/>
-      <w:lvlJc w:val="left"/>
-      <w:pPr>
-        <w:tabs>
-          <w:tab w:val="num" w:pos="4254"/>
-        </w:tabs>
-        <w:ind w:left="4254" w:hanging="283"/>
-      </w:pPr>
-      <w:rPr>
-        <w:rFonts w:ascii="Symbol" w:hAnsi="Symbol" w:cs="Symbol" w:hint="default"/>
-      </w:rPr>
-    </w:lvl>
-    <w:lvl w:ilvl="6">
-      <w:start w:val="1"/>
-      <w:numFmt w:val="bullet"/>
-      <w:lvlText w:val=""/>
-      <w:lvlJc w:val="left"/>
-      <w:pPr>
-        <w:tabs>
-          <w:tab w:val="num" w:pos="4963"/>
-        </w:tabs>
-        <w:ind w:left="4963" w:hanging="283"/>
-      </w:pPr>
-      <w:rPr>
-        <w:rFonts w:ascii="Symbol" w:hAnsi="Symbol" w:cs="Symbol" w:hint="default"/>
-      </w:rPr>
-    </w:lvl>
-    <w:lvl w:ilvl="7">
-      <w:start w:val="1"/>
-      <w:numFmt w:val="bullet"/>
-      <w:lvlText w:val=""/>
-      <w:lvlJc w:val="left"/>
-      <w:pPr>
-        <w:tabs>
-          <w:tab w:val="num" w:pos="5672"/>
-        </w:tabs>
-        <w:ind w:left="5672" w:hanging="283"/>
-      </w:pPr>
-      <w:rPr>
-        <w:rFonts w:ascii="Symbol" w:hAnsi="Symbol" w:cs="Symbol" w:hint="default"/>
-      </w:rPr>
-    </w:lvl>
-    <w:lvl w:ilvl="8">
-      <w:start w:val="1"/>
-      <w:numFmt w:val="bullet"/>
-      <w:lvlText w:val=""/>
-      <w:lvlJc w:val="left"/>
-      <w:pPr>
-        <w:tabs>
-          <w:tab w:val="num" w:pos="6381"/>
-        </w:tabs>
-        <w:ind w:left="6381" w:hanging="283"/>
-      </w:pPr>
-      <w:rPr>
-        <w:rFonts w:ascii="Symbol" w:hAnsi="Symbol" w:cs="Symbol" w:hint="default"/>
-      </w:rPr>
     </w:lvl>
   </w:abstractNum>
   <w:abstractNum w:abstractNumId="3">
@@ -13522,120 +13601,138 @@
   <w:abstractNum w:abstractNumId="4">
     <w:lvl w:ilvl="0">
       <w:start w:val="1"/>
-      <w:numFmt w:val="none"/>
-      <w:suff w:val="nothing"/>
-      <w:lvlText w:val=""/>
+      <w:numFmt w:val="bullet"/>
+      <w:lvlText w:val=""/>
       <w:lvlJc w:val="left"/>
       <w:pPr>
         <w:tabs>
-          <w:tab w:val="num" w:pos="0"/>
+          <w:tab w:val="num" w:pos="709"/>
         </w:tabs>
-        <w:ind w:left="0" w:hanging="0"/>
+        <w:ind w:left="709" w:hanging="283"/>
       </w:pPr>
+      <w:rPr>
+        <w:rFonts w:ascii="Symbol" w:hAnsi="Symbol" w:cs="Symbol" w:hint="default"/>
+      </w:rPr>
     </w:lvl>
     <w:lvl w:ilvl="1">
       <w:start w:val="1"/>
-      <w:numFmt w:val="none"/>
-      <w:suff w:val="nothing"/>
-      <w:lvlText w:val=""/>
+      <w:numFmt w:val="bullet"/>
+      <w:lvlText w:val=""/>
       <w:lvlJc w:val="left"/>
       <w:pPr>
         <w:tabs>
-          <w:tab w:val="num" w:pos="0"/>
+          <w:tab w:val="num" w:pos="1418"/>
         </w:tabs>
-        <w:ind w:left="0" w:hanging="0"/>
+        <w:ind w:left="1418" w:hanging="283"/>
       </w:pPr>
+      <w:rPr>
+        <w:rFonts w:ascii="Symbol" w:hAnsi="Symbol" w:cs="Symbol" w:hint="default"/>
+      </w:rPr>
     </w:lvl>
     <w:lvl w:ilvl="2">
       <w:start w:val="1"/>
-      <w:numFmt w:val="none"/>
-      <w:suff w:val="nothing"/>
-      <w:lvlText w:val=""/>
+      <w:numFmt w:val="bullet"/>
+      <w:lvlText w:val=""/>
       <w:lvlJc w:val="left"/>
       <w:pPr>
         <w:tabs>
-          <w:tab w:val="num" w:pos="0"/>
+          <w:tab w:val="num" w:pos="2127"/>
         </w:tabs>
-        <w:ind w:left="0" w:hanging="0"/>
+        <w:ind w:left="2127" w:hanging="283"/>
       </w:pPr>
+      <w:rPr>
+        <w:rFonts w:ascii="Symbol" w:hAnsi="Symbol" w:cs="Symbol" w:hint="default"/>
+      </w:rPr>
     </w:lvl>
     <w:lvl w:ilvl="3">
       <w:start w:val="1"/>
-      <w:numFmt w:val="none"/>
-      <w:suff w:val="nothing"/>
-      <w:lvlText w:val=""/>
+      <w:numFmt w:val="bullet"/>
+      <w:lvlText w:val=""/>
       <w:lvlJc w:val="left"/>
       <w:pPr>
         <w:tabs>
-          <w:tab w:val="num" w:pos="0"/>
+          <w:tab w:val="num" w:pos="2836"/>
         </w:tabs>
-        <w:ind w:left="0" w:hanging="0"/>
+        <w:ind w:left="2836" w:hanging="283"/>
       </w:pPr>
+      <w:rPr>
+        <w:rFonts w:ascii="Symbol" w:hAnsi="Symbol" w:cs="Symbol" w:hint="default"/>
+      </w:rPr>
     </w:lvl>
     <w:lvl w:ilvl="4">
       <w:start w:val="1"/>
-      <w:numFmt w:val="none"/>
-      <w:suff w:val="nothing"/>
-      <w:lvlText w:val=""/>
+      <w:numFmt w:val="bullet"/>
+      <w:lvlText w:val=""/>
       <w:lvlJc w:val="left"/>
       <w:pPr>
         <w:tabs>
-          <w:tab w:val="num" w:pos="0"/>
+          <w:tab w:val="num" w:pos="3545"/>
         </w:tabs>
-        <w:ind w:left="0" w:hanging="0"/>
+        <w:ind w:left="3545" w:hanging="283"/>
       </w:pPr>
+      <w:rPr>
+        <w:rFonts w:ascii="Symbol" w:hAnsi="Symbol" w:cs="Symbol" w:hint="default"/>
+      </w:rPr>
     </w:lvl>
     <w:lvl w:ilvl="5">
       <w:start w:val="1"/>
-      <w:numFmt w:val="none"/>
-      <w:suff w:val="nothing"/>
-      <w:lvlText w:val=""/>
+      <w:numFmt w:val="bullet"/>
+      <w:lvlText w:val=""/>
       <w:lvlJc w:val="left"/>
       <w:pPr>
         <w:tabs>
-          <w:tab w:val="num" w:pos="0"/>
+          <w:tab w:val="num" w:pos="4254"/>
         </w:tabs>
-        <w:ind w:left="0" w:hanging="0"/>
+        <w:ind w:left="4254" w:hanging="283"/>
       </w:pPr>
+      <w:rPr>
+        <w:rFonts w:ascii="Symbol" w:hAnsi="Symbol" w:cs="Symbol" w:hint="default"/>
+      </w:rPr>
     </w:lvl>
     <w:lvl w:ilvl="6">
       <w:start w:val="1"/>
-      <w:numFmt w:val="none"/>
-      <w:suff w:val="nothing"/>
-      <w:lvlText w:val=""/>
+      <w:numFmt w:val="bullet"/>
+      <w:lvlText w:val=""/>
       <w:lvlJc w:val="left"/>
       <w:pPr>
         <w:tabs>
-          <w:tab w:val="num" w:pos="0"/>
+          <w:tab w:val="num" w:pos="4963"/>
         </w:tabs>
-        <w:ind w:left="0" w:hanging="0"/>
+        <w:ind w:left="4963" w:hanging="283"/>
       </w:pPr>
+      <w:rPr>
+        <w:rFonts w:ascii="Symbol" w:hAnsi="Symbol" w:cs="Symbol" w:hint="default"/>
+      </w:rPr>
     </w:lvl>
     <w:lvl w:ilvl="7">
       <w:start w:val="1"/>
-      <w:numFmt w:val="none"/>
-      <w:suff w:val="nothing"/>
-      <w:lvlText w:val=""/>
+      <w:numFmt w:val="bullet"/>
+      <w:lvlText w:val=""/>
       <w:lvlJc w:val="left"/>
       <w:pPr>
         <w:tabs>
-          <w:tab w:val="num" w:pos="0"/>
+          <w:tab w:val="num" w:pos="5672"/>
         </w:tabs>
-        <w:ind w:left="0" w:hanging="0"/>
+        <w:ind w:left="5672" w:hanging="283"/>
       </w:pPr>
+      <w:rPr>
+        <w:rFonts w:ascii="Symbol" w:hAnsi="Symbol" w:cs="Symbol" w:hint="default"/>
+      </w:rPr>
     </w:lvl>
     <w:lvl w:ilvl="8">
       <w:start w:val="1"/>
-      <w:numFmt w:val="none"/>
-      <w:suff w:val="nothing"/>
-      <w:lvlText w:val=""/>
+      <w:numFmt w:val="bullet"/>
+      <w:lvlText w:val=""/>
       <w:lvlJc w:val="left"/>
       <w:pPr>
         <w:tabs>
-          <w:tab w:val="num" w:pos="0"/>
+          <w:tab w:val="num" w:pos="6381"/>
         </w:tabs>
-        <w:ind w:left="0" w:hanging="0"/>
+        <w:ind w:left="6381" w:hanging="283"/>
       </w:pPr>
+      <w:rPr>
+        <w:rFonts w:ascii="Symbol" w:hAnsi="Symbol" w:cs="Symbol" w:hint="default"/>
+      </w:rPr>
     </w:lvl>
   </w:abstractNum>
   <w:num w:numId="1">
@@ -13698,7 +13795,7 @@
     <w:pPr>
       <w:numPr>
         <w:ilvl w:val="0"/>
-        <w:numId w:val="1"/>
+        <w:numId w:val="2"/>
       </w:numPr>
       <w:spacing w:before="240" w:after="120"/>
       <w:outlineLvl w:val="0"/>

--- a/LIFEBOOK U939/LIFEBOOK U939.docx
+++ b/LIFEBOOK U939/LIFEBOOK U939.docx
@@ -20,7 +20,7 @@
         <w:pStyle w:val="1"/>
         <w:numPr>
           <w:ilvl w:val="0"/>
-          <w:numId w:val="2"/>
+          <w:numId w:val="1"/>
         </w:numPr>
         <w:bidi w:val="0"/>
         <w:jc w:val="left"/>
@@ -36,7 +36,7 @@
         <w:pStyle w:val="1"/>
         <w:numPr>
           <w:ilvl w:val="0"/>
-          <w:numId w:val="2"/>
+          <w:numId w:val="1"/>
         </w:numPr>
         <w:bidi w:val="0"/>
         <w:jc w:val="left"/>
@@ -163,10 +163,51 @@
     </w:p>
     <w:p>
       <w:pPr>
+        <w:pStyle w:val="Style16"/>
+        <w:bidi w:val="0"/>
+        <w:jc w:val="left"/>
+        <w:rPr/>
+      </w:pPr>
+      <w:r>
+        <w:rPr>
+          <w:rFonts w:ascii="Liberation Serif" w:hAnsi="Liberation Serif" w:cs="TakaoPGothic"/>
+          <w:color w:val="auto"/>
+          <w:kern w:val="2"/>
+          <w:sz w:val="24"/>
+          <w:szCs w:val="24"/>
+          <w:lang w:val="en-US" w:eastAsia="ja-JP" w:bidi="hi-IN"/>
+        </w:rPr>
+        <w:t>バッテリー容量</w:t>
+      </w:r>
+      <w:r>
+        <w:rPr>
+          <w:rFonts w:eastAsia="Noto Serif CJK JP" w:cs="TakaoPGothic"/>
+          <w:color w:val="auto"/>
+          <w:kern w:val="2"/>
+          <w:sz w:val="24"/>
+          <w:szCs w:val="24"/>
+          <w:lang w:val="en-US" w:eastAsia="ja-JP" w:bidi="hi-IN"/>
+        </w:rPr>
+        <w:t xml:space="preserve">: </w:t>
+      </w:r>
+      <w:r>
+        <w:rPr>
+          <w:rFonts w:eastAsia="Noto Serif CJK JP" w:cs="TakaoPGothic"/>
+          <w:color w:val="auto"/>
+          <w:kern w:val="2"/>
+          <w:sz w:val="24"/>
+          <w:szCs w:val="24"/>
+          <w:lang w:val="en-US" w:eastAsia="ja-JP" w:bidi="hi-IN"/>
+        </w:rPr>
+        <w:t>90.3%</w:t>
+      </w:r>
+    </w:p>
+    <w:p>
+      <w:pPr>
         <w:pStyle w:val="1"/>
         <w:numPr>
           <w:ilvl w:val="0"/>
-          <w:numId w:val="2"/>
+          <w:numId w:val="1"/>
         </w:numPr>
         <w:spacing w:before="240" w:after="120"/>
         <w:rPr/>
@@ -265,7 +306,7 @@
         <w:pStyle w:val="1"/>
         <w:numPr>
           <w:ilvl w:val="0"/>
-          <w:numId w:val="2"/>
+          <w:numId w:val="1"/>
         </w:numPr>
         <w:bidi w:val="0"/>
         <w:jc w:val="left"/>
@@ -467,7 +508,7 @@
         <w:pStyle w:val="Style16"/>
         <w:numPr>
           <w:ilvl w:val="0"/>
-          <w:numId w:val="3"/>
+          <w:numId w:val="2"/>
         </w:numPr>
         <w:tabs>
           <w:tab w:val="left" w:pos="709" w:leader="none"/>
@@ -496,11 +537,11 @@
         </w:tblCellMar>
       </w:tblPr>
       <w:tblGrid>
-        <w:gridCol w:w="1812"/>
-        <w:gridCol w:w="25"/>
+        <w:gridCol w:w="1811"/>
+        <w:gridCol w:w="26"/>
         <w:gridCol w:w="1818"/>
-        <w:gridCol w:w="47"/>
-        <w:gridCol w:w="1069"/>
+        <w:gridCol w:w="46"/>
+        <w:gridCol w:w="1070"/>
         <w:gridCol w:w="1657"/>
         <w:gridCol w:w="1653"/>
         <w:gridCol w:w="1556"/>
@@ -1429,7 +1470,7 @@
         </w:tc>
         <w:tc>
           <w:tcPr>
-            <w:tcW w:w="1865" w:type="dxa"/>
+            <w:tcW w:w="1864" w:type="dxa"/>
             <w:gridSpan w:val="2"/>
             <w:vMerge w:val="restart"/>
             <w:tcBorders/>
@@ -1452,7 +1493,7 @@
         </w:tc>
         <w:tc>
           <w:tcPr>
-            <w:tcW w:w="1069" w:type="dxa"/>
+            <w:tcW w:w="1070" w:type="dxa"/>
             <w:tcBorders/>
             <w:vAlign w:val="center"/>
           </w:tcPr>
@@ -1570,7 +1611,7 @@
         </w:tc>
         <w:tc>
           <w:tcPr>
-            <w:tcW w:w="1865" w:type="dxa"/>
+            <w:tcW w:w="1864" w:type="dxa"/>
             <w:gridSpan w:val="2"/>
             <w:vMerge w:val="continue"/>
             <w:tcBorders/>
@@ -1597,7 +1638,7 @@
         </w:tc>
         <w:tc>
           <w:tcPr>
-            <w:tcW w:w="1069" w:type="dxa"/>
+            <w:tcW w:w="1070" w:type="dxa"/>
             <w:tcBorders/>
             <w:vAlign w:val="center"/>
           </w:tcPr>
@@ -1762,7 +1803,7 @@
         </w:tc>
         <w:tc>
           <w:tcPr>
-            <w:tcW w:w="1865" w:type="dxa"/>
+            <w:tcW w:w="1864" w:type="dxa"/>
             <w:gridSpan w:val="2"/>
             <w:vMerge w:val="restart"/>
             <w:tcBorders/>
@@ -1793,7 +1834,7 @@
         </w:tc>
         <w:tc>
           <w:tcPr>
-            <w:tcW w:w="1069" w:type="dxa"/>
+            <w:tcW w:w="1070" w:type="dxa"/>
             <w:tcBorders/>
             <w:vAlign w:val="center"/>
           </w:tcPr>
@@ -1866,7 +1907,7 @@
         </w:tc>
         <w:tc>
           <w:tcPr>
-            <w:tcW w:w="1865" w:type="dxa"/>
+            <w:tcW w:w="1864" w:type="dxa"/>
             <w:gridSpan w:val="2"/>
             <w:vMerge w:val="continue"/>
             <w:tcBorders/>
@@ -1893,7 +1934,7 @@
         </w:tc>
         <w:tc>
           <w:tcPr>
-            <w:tcW w:w="1069" w:type="dxa"/>
+            <w:tcW w:w="1070" w:type="dxa"/>
             <w:tcBorders/>
             <w:vAlign w:val="center"/>
           </w:tcPr>
@@ -5152,7 +5193,7 @@
         <w:trPr/>
         <w:tc>
           <w:tcPr>
-            <w:tcW w:w="1812" w:type="dxa"/>
+            <w:tcW w:w="1811" w:type="dxa"/>
             <w:vMerge w:val="restart"/>
             <w:tcBorders/>
             <w:vAlign w:val="center"/>
@@ -5201,7 +5242,7 @@
         </w:tc>
         <w:tc>
           <w:tcPr>
-            <w:tcW w:w="2959" w:type="dxa"/>
+            <w:tcW w:w="2960" w:type="dxa"/>
             <w:gridSpan w:val="4"/>
             <w:tcBorders/>
             <w:vAlign w:val="center"/>
@@ -5248,7 +5289,7 @@
         <w:trPr/>
         <w:tc>
           <w:tcPr>
-            <w:tcW w:w="1812" w:type="dxa"/>
+            <w:tcW w:w="1811" w:type="dxa"/>
             <w:vMerge w:val="continue"/>
             <w:tcBorders/>
             <w:vAlign w:val="center"/>
@@ -5274,7 +5315,7 @@
         </w:tc>
         <w:tc>
           <w:tcPr>
-            <w:tcW w:w="2959" w:type="dxa"/>
+            <w:tcW w:w="2960" w:type="dxa"/>
             <w:gridSpan w:val="4"/>
             <w:tcBorders/>
             <w:vAlign w:val="center"/>
@@ -5333,7 +5374,7 @@
         <w:trPr/>
         <w:tc>
           <w:tcPr>
-            <w:tcW w:w="1812" w:type="dxa"/>
+            <w:tcW w:w="1811" w:type="dxa"/>
             <w:vMerge w:val="continue"/>
             <w:tcBorders/>
             <w:vAlign w:val="center"/>
@@ -5359,7 +5400,7 @@
         </w:tc>
         <w:tc>
           <w:tcPr>
-            <w:tcW w:w="2959" w:type="dxa"/>
+            <w:tcW w:w="2960" w:type="dxa"/>
             <w:gridSpan w:val="4"/>
             <w:tcBorders/>
             <w:vAlign w:val="center"/>
@@ -5441,7 +5482,7 @@
         <w:trPr/>
         <w:tc>
           <w:tcPr>
-            <w:tcW w:w="1812" w:type="dxa"/>
+            <w:tcW w:w="1811" w:type="dxa"/>
             <w:vMerge w:val="continue"/>
             <w:tcBorders/>
             <w:vAlign w:val="center"/>
@@ -5467,7 +5508,7 @@
         </w:tc>
         <w:tc>
           <w:tcPr>
-            <w:tcW w:w="2959" w:type="dxa"/>
+            <w:tcW w:w="2960" w:type="dxa"/>
             <w:gridSpan w:val="4"/>
             <w:tcBorders/>
             <w:vAlign w:val="center"/>
@@ -5549,7 +5590,7 @@
         <w:trPr/>
         <w:tc>
           <w:tcPr>
-            <w:tcW w:w="1812" w:type="dxa"/>
+            <w:tcW w:w="1811" w:type="dxa"/>
             <w:vMerge w:val="continue"/>
             <w:tcBorders/>
             <w:vAlign w:val="center"/>
@@ -5575,7 +5616,7 @@
         </w:tc>
         <w:tc>
           <w:tcPr>
-            <w:tcW w:w="2959" w:type="dxa"/>
+            <w:tcW w:w="2960" w:type="dxa"/>
             <w:gridSpan w:val="4"/>
             <w:tcBorders/>
             <w:vAlign w:val="center"/>
@@ -5630,7 +5671,7 @@
         <w:trPr/>
         <w:tc>
           <w:tcPr>
-            <w:tcW w:w="1812" w:type="dxa"/>
+            <w:tcW w:w="1811" w:type="dxa"/>
             <w:vMerge w:val="continue"/>
             <w:tcBorders/>
             <w:vAlign w:val="center"/>
@@ -5656,7 +5697,7 @@
         </w:tc>
         <w:tc>
           <w:tcPr>
-            <w:tcW w:w="1843" w:type="dxa"/>
+            <w:tcW w:w="1844" w:type="dxa"/>
             <w:gridSpan w:val="2"/>
             <w:vMerge w:val="restart"/>
             <w:tcBorders/>
@@ -5726,7 +5767,7 @@
         <w:trPr/>
         <w:tc>
           <w:tcPr>
-            <w:tcW w:w="1812" w:type="dxa"/>
+            <w:tcW w:w="1811" w:type="dxa"/>
             <w:vMerge w:val="continue"/>
             <w:tcBorders/>
             <w:vAlign w:val="center"/>
@@ -5752,7 +5793,7 @@
         </w:tc>
         <w:tc>
           <w:tcPr>
-            <w:tcW w:w="1843" w:type="dxa"/>
+            <w:tcW w:w="1844" w:type="dxa"/>
             <w:gridSpan w:val="2"/>
             <w:vMerge w:val="continue"/>
             <w:tcBorders/>
@@ -11554,7 +11595,7 @@
               <w:widowControl w:val="false"/>
               <w:numPr>
                 <w:ilvl w:val="0"/>
-                <w:numId w:val="4"/>
+                <w:numId w:val="3"/>
               </w:numPr>
               <w:tabs>
                 <w:tab w:val="left" w:pos="709" w:leader="none"/>
@@ -11905,7 +11946,7 @@
               <w:widowControl w:val="false"/>
               <w:numPr>
                 <w:ilvl w:val="0"/>
-                <w:numId w:val="4"/>
+                <w:numId w:val="3"/>
               </w:numPr>
               <w:tabs>
                 <w:tab w:val="left" w:pos="709" w:leader="none"/>
@@ -12224,7 +12265,7 @@
               <w:widowControl w:val="false"/>
               <w:numPr>
                 <w:ilvl w:val="0"/>
-                <w:numId w:val="4"/>
+                <w:numId w:val="3"/>
               </w:numPr>
               <w:tabs>
                 <w:tab w:val="left" w:pos="709" w:leader="none"/>
@@ -13152,6 +13193,15 @@
         <w:bidi w:val="0"/>
         <w:spacing w:lineRule="auto" w:line="276" w:before="0" w:after="140"/>
         <w:jc w:val="left"/>
+        <w:rPr/>
+      </w:pPr>
+      <w:r>
+        <w:rPr/>
+      </w:r>
+    </w:p>
+    <w:p>
+      <w:pPr>
+        <w:pStyle w:val="Normal"/>
         <w:rPr/>
       </w:pPr>
       <w:r>
@@ -13215,125 +13265,6 @@
 <file path=word/numbering.xml><?xml version="1.0" encoding="utf-8"?>
 <w:numbering xmlns:w="http://schemas.openxmlformats.org/wordprocessingml/2006/main" xmlns:o="urn:schemas-microsoft-com:office:office" xmlns:r="http://schemas.openxmlformats.org/officeDocument/2006/relationships" xmlns:v="urn:schemas-microsoft-com:vml" xmlns:mc="http://schemas.openxmlformats.org/markup-compatibility/2006" xmlns:w14="http://schemas.microsoft.com/office/word/2010/wordml" mc:Ignorable="w14">
   <w:abstractNum w:abstractNumId="1">
-    <w:lvl w:ilvl="0">
-      <w:start w:val="1"/>
-      <w:numFmt w:val="none"/>
-      <w:suff w:val="nothing"/>
-      <w:lvlText w:val=""/>
-      <w:lvlJc w:val="left"/>
-      <w:pPr>
-        <w:tabs>
-          <w:tab w:val="num" w:pos="0"/>
-        </w:tabs>
-        <w:ind w:left="0" w:hanging="0"/>
-      </w:pPr>
-    </w:lvl>
-    <w:lvl w:ilvl="1">
-      <w:start w:val="1"/>
-      <w:numFmt w:val="none"/>
-      <w:suff w:val="nothing"/>
-      <w:lvlText w:val=""/>
-      <w:lvlJc w:val="left"/>
-      <w:pPr>
-        <w:tabs>
-          <w:tab w:val="num" w:pos="0"/>
-        </w:tabs>
-        <w:ind w:left="0" w:hanging="0"/>
-      </w:pPr>
-    </w:lvl>
-    <w:lvl w:ilvl="2">
-      <w:start w:val="1"/>
-      <w:numFmt w:val="none"/>
-      <w:suff w:val="nothing"/>
-      <w:lvlText w:val=""/>
-      <w:lvlJc w:val="left"/>
-      <w:pPr>
-        <w:tabs>
-          <w:tab w:val="num" w:pos="0"/>
-        </w:tabs>
-        <w:ind w:left="0" w:hanging="0"/>
-      </w:pPr>
-    </w:lvl>
-    <w:lvl w:ilvl="3">
-      <w:start w:val="1"/>
-      <w:numFmt w:val="none"/>
-      <w:suff w:val="nothing"/>
-      <w:lvlText w:val=""/>
-      <w:lvlJc w:val="left"/>
-      <w:pPr>
-        <w:tabs>
-          <w:tab w:val="num" w:pos="0"/>
-        </w:tabs>
-        <w:ind w:left="0" w:hanging="0"/>
-      </w:pPr>
-    </w:lvl>
-    <w:lvl w:ilvl="4">
-      <w:start w:val="1"/>
-      <w:numFmt w:val="none"/>
-      <w:suff w:val="nothing"/>
-      <w:lvlText w:val=""/>
-      <w:lvlJc w:val="left"/>
-      <w:pPr>
-        <w:tabs>
-          <w:tab w:val="num" w:pos="0"/>
-        </w:tabs>
-        <w:ind w:left="0" w:hanging="0"/>
-      </w:pPr>
-    </w:lvl>
-    <w:lvl w:ilvl="5">
-      <w:start w:val="1"/>
-      <w:numFmt w:val="none"/>
-      <w:suff w:val="nothing"/>
-      <w:lvlText w:val=""/>
-      <w:lvlJc w:val="left"/>
-      <w:pPr>
-        <w:tabs>
-          <w:tab w:val="num" w:pos="0"/>
-        </w:tabs>
-        <w:ind w:left="0" w:hanging="0"/>
-      </w:pPr>
-    </w:lvl>
-    <w:lvl w:ilvl="6">
-      <w:start w:val="1"/>
-      <w:numFmt w:val="none"/>
-      <w:suff w:val="nothing"/>
-      <w:lvlText w:val=""/>
-      <w:lvlJc w:val="left"/>
-      <w:pPr>
-        <w:tabs>
-          <w:tab w:val="num" w:pos="0"/>
-        </w:tabs>
-        <w:ind w:left="0" w:hanging="0"/>
-      </w:pPr>
-    </w:lvl>
-    <w:lvl w:ilvl="7">
-      <w:start w:val="1"/>
-      <w:numFmt w:val="none"/>
-      <w:suff w:val="nothing"/>
-      <w:lvlText w:val=""/>
-      <w:lvlJc w:val="left"/>
-      <w:pPr>
-        <w:tabs>
-          <w:tab w:val="num" w:pos="0"/>
-        </w:tabs>
-        <w:ind w:left="0" w:hanging="0"/>
-      </w:pPr>
-    </w:lvl>
-    <w:lvl w:ilvl="8">
-      <w:start w:val="1"/>
-      <w:numFmt w:val="none"/>
-      <w:suff w:val="nothing"/>
-      <w:lvlText w:val=""/>
-      <w:lvlJc w:val="left"/>
-      <w:pPr>
-        <w:tabs>
-          <w:tab w:val="num" w:pos="0"/>
-        </w:tabs>
-        <w:ind w:left="0" w:hanging="0"/>
-      </w:pPr>
-    </w:lvl>
-  </w:abstractNum>
-  <w:abstractNum w:abstractNumId="2">
     <w:lvl w:ilvl="0">
       <w:start w:val="1"/>
       <w:numFmt w:val="none"/>
@@ -13459,6 +13390,143 @@
         <w:ind w:left="0" w:hanging="0"/>
       </w:pPr>
       <w:rPr/>
+    </w:lvl>
+  </w:abstractNum>
+  <w:abstractNum w:abstractNumId="2">
+    <w:lvl w:ilvl="0">
+      <w:start w:val="1"/>
+      <w:numFmt w:val="bullet"/>
+      <w:lvlText w:val=""/>
+      <w:lvlJc w:val="left"/>
+      <w:pPr>
+        <w:tabs>
+          <w:tab w:val="num" w:pos="709"/>
+        </w:tabs>
+        <w:ind w:left="709" w:hanging="283"/>
+      </w:pPr>
+      <w:rPr>
+        <w:rFonts w:ascii="Symbol" w:hAnsi="Symbol" w:cs="Symbol" w:hint="default"/>
+      </w:rPr>
+    </w:lvl>
+    <w:lvl w:ilvl="1">
+      <w:start w:val="1"/>
+      <w:numFmt w:val="bullet"/>
+      <w:lvlText w:val=""/>
+      <w:lvlJc w:val="left"/>
+      <w:pPr>
+        <w:tabs>
+          <w:tab w:val="num" w:pos="1418"/>
+        </w:tabs>
+        <w:ind w:left="1418" w:hanging="283"/>
+      </w:pPr>
+      <w:rPr>
+        <w:rFonts w:ascii="Symbol" w:hAnsi="Symbol" w:cs="Symbol" w:hint="default"/>
+      </w:rPr>
+    </w:lvl>
+    <w:lvl w:ilvl="2">
+      <w:start w:val="1"/>
+      <w:numFmt w:val="bullet"/>
+      <w:lvlText w:val=""/>
+      <w:lvlJc w:val="left"/>
+      <w:pPr>
+        <w:tabs>
+          <w:tab w:val="num" w:pos="2127"/>
+        </w:tabs>
+        <w:ind w:left="2127" w:hanging="283"/>
+      </w:pPr>
+      <w:rPr>
+        <w:rFonts w:ascii="Symbol" w:hAnsi="Symbol" w:cs="Symbol" w:hint="default"/>
+      </w:rPr>
+    </w:lvl>
+    <w:lvl w:ilvl="3">
+      <w:start w:val="1"/>
+      <w:numFmt w:val="bullet"/>
+      <w:lvlText w:val=""/>
+      <w:lvlJc w:val="left"/>
+      <w:pPr>
+        <w:tabs>
+          <w:tab w:val="num" w:pos="2836"/>
+        </w:tabs>
+        <w:ind w:left="2836" w:hanging="283"/>
+      </w:pPr>
+      <w:rPr>
+        <w:rFonts w:ascii="Symbol" w:hAnsi="Symbol" w:cs="Symbol" w:hint="default"/>
+      </w:rPr>
+    </w:lvl>
+    <w:lvl w:ilvl="4">
+      <w:start w:val="1"/>
+      <w:numFmt w:val="bullet"/>
+      <w:lvlText w:val=""/>
+      <w:lvlJc w:val="left"/>
+      <w:pPr>
+        <w:tabs>
+          <w:tab w:val="num" w:pos="3545"/>
+        </w:tabs>
+        <w:ind w:left="3545" w:hanging="283"/>
+      </w:pPr>
+      <w:rPr>
+        <w:rFonts w:ascii="Symbol" w:hAnsi="Symbol" w:cs="Symbol" w:hint="default"/>
+      </w:rPr>
+    </w:lvl>
+    <w:lvl w:ilvl="5">
+      <w:start w:val="1"/>
+      <w:numFmt w:val="bullet"/>
+      <w:lvlText w:val=""/>
+      <w:lvlJc w:val="left"/>
+      <w:pPr>
+        <w:tabs>
+          <w:tab w:val="num" w:pos="4254"/>
+        </w:tabs>
+        <w:ind w:left="4254" w:hanging="283"/>
+      </w:pPr>
+      <w:rPr>
+        <w:rFonts w:ascii="Symbol" w:hAnsi="Symbol" w:cs="Symbol" w:hint="default"/>
+      </w:rPr>
+    </w:lvl>
+    <w:lvl w:ilvl="6">
+      <w:start w:val="1"/>
+      <w:numFmt w:val="bullet"/>
+      <w:lvlText w:val=""/>
+      <w:lvlJc w:val="left"/>
+      <w:pPr>
+        <w:tabs>
+          <w:tab w:val="num" w:pos="4963"/>
+        </w:tabs>
+        <w:ind w:left="4963" w:hanging="283"/>
+      </w:pPr>
+      <w:rPr>
+        <w:rFonts w:ascii="Symbol" w:hAnsi="Symbol" w:cs="Symbol" w:hint="default"/>
+      </w:rPr>
+    </w:lvl>
+    <w:lvl w:ilvl="7">
+      <w:start w:val="1"/>
+      <w:numFmt w:val="bullet"/>
+      <w:lvlText w:val=""/>
+      <w:lvlJc w:val="left"/>
+      <w:pPr>
+        <w:tabs>
+          <w:tab w:val="num" w:pos="5672"/>
+        </w:tabs>
+        <w:ind w:left="5672" w:hanging="283"/>
+      </w:pPr>
+      <w:rPr>
+        <w:rFonts w:ascii="Symbol" w:hAnsi="Symbol" w:cs="Symbol" w:hint="default"/>
+      </w:rPr>
+    </w:lvl>
+    <w:lvl w:ilvl="8">
+      <w:start w:val="1"/>
+      <w:numFmt w:val="bullet"/>
+      <w:lvlText w:val=""/>
+      <w:lvlJc w:val="left"/>
+      <w:pPr>
+        <w:tabs>
+          <w:tab w:val="num" w:pos="6381"/>
+        </w:tabs>
+        <w:ind w:left="6381" w:hanging="283"/>
+      </w:pPr>
+      <w:rPr>
+        <w:rFonts w:ascii="Symbol" w:hAnsi="Symbol" w:cs="Symbol" w:hint="default"/>
+      </w:rPr>
     </w:lvl>
   </w:abstractNum>
   <w:abstractNum w:abstractNumId="3">
@@ -13601,138 +13669,120 @@
   <w:abstractNum w:abstractNumId="4">
     <w:lvl w:ilvl="0">
       <w:start w:val="1"/>
-      <w:numFmt w:val="bullet"/>
-      <w:lvlText w:val=""/>
+      <w:numFmt w:val="none"/>
+      <w:suff w:val="nothing"/>
+      <w:lvlText w:val=""/>
       <w:lvlJc w:val="left"/>
       <w:pPr>
         <w:tabs>
-          <w:tab w:val="num" w:pos="709"/>
+          <w:tab w:val="num" w:pos="0"/>
         </w:tabs>
-        <w:ind w:left="709" w:hanging="283"/>
+        <w:ind w:left="0" w:hanging="0"/>
       </w:pPr>
-      <w:rPr>
-        <w:rFonts w:ascii="Symbol" w:hAnsi="Symbol" w:cs="Symbol" w:hint="default"/>
-      </w:rPr>
     </w:lvl>
     <w:lvl w:ilvl="1">
       <w:start w:val="1"/>
-      <w:numFmt w:val="bullet"/>
-      <w:lvlText w:val=""/>
+      <w:numFmt w:val="none"/>
+      <w:suff w:val="nothing"/>
+      <w:lvlText w:val=""/>
       <w:lvlJc w:val="left"/>
       <w:pPr>
         <w:tabs>
-          <w:tab w:val="num" w:pos="1418"/>
+          <w:tab w:val="num" w:pos="0"/>
         </w:tabs>
-        <w:ind w:left="1418" w:hanging="283"/>
+        <w:ind w:left="0" w:hanging="0"/>
       </w:pPr>
-      <w:rPr>
-        <w:rFonts w:ascii="Symbol" w:hAnsi="Symbol" w:cs="Symbol" w:hint="default"/>
-      </w:rPr>
     </w:lvl>
     <w:lvl w:ilvl="2">
       <w:start w:val="1"/>
-      <w:numFmt w:val="bullet"/>
-      <w:lvlText w:val=""/>
+      <w:numFmt w:val="none"/>
+      <w:suff w:val="nothing"/>
+      <w:lvlText w:val=""/>
       <w:lvlJc w:val="left"/>
       <w:pPr>
         <w:tabs>
-          <w:tab w:val="num" w:pos="2127"/>
+          <w:tab w:val="num" w:pos="0"/>
         </w:tabs>
-        <w:ind w:left="2127" w:hanging="283"/>
+        <w:ind w:left="0" w:hanging="0"/>
       </w:pPr>
-      <w:rPr>
-        <w:rFonts w:ascii="Symbol" w:hAnsi="Symbol" w:cs="Symbol" w:hint="default"/>
-      </w:rPr>
     </w:lvl>
     <w:lvl w:ilvl="3">
       <w:start w:val="1"/>
-      <w:numFmt w:val="bullet"/>
-      <w:lvlText w:val=""/>
+      <w:numFmt w:val="none"/>
+      <w:suff w:val="nothing"/>
+      <w:lvlText w:val=""/>
       <w:lvlJc w:val="left"/>
       <w:pPr>
         <w:tabs>
-          <w:tab w:val="num" w:pos="2836"/>
+          <w:tab w:val="num" w:pos="0"/>
         </w:tabs>
-        <w:ind w:left="2836" w:hanging="283"/>
+        <w:ind w:left="0" w:hanging="0"/>
       </w:pPr>
-      <w:rPr>
-        <w:rFonts w:ascii="Symbol" w:hAnsi="Symbol" w:cs="Symbol" w:hint="default"/>
-      </w:rPr>
     </w:lvl>
     <w:lvl w:ilvl="4">
       <w:start w:val="1"/>
-      <w:numFmt w:val="bullet"/>
-      <w:lvlText w:val=""/>
+      <w:numFmt w:val="none"/>
+      <w:suff w:val="nothing"/>
+      <w:lvlText w:val=""/>
       <w:lvlJc w:val="left"/>
       <w:pPr>
         <w:tabs>
-          <w:tab w:val="num" w:pos="3545"/>
+          <w:tab w:val="num" w:pos="0"/>
         </w:tabs>
-        <w:ind w:left="3545" w:hanging="283"/>
+        <w:ind w:left="0" w:hanging="0"/>
       </w:pPr>
-      <w:rPr>
-        <w:rFonts w:ascii="Symbol" w:hAnsi="Symbol" w:cs="Symbol" w:hint="default"/>
-      </w:rPr>
     </w:lvl>
     <w:lvl w:ilvl="5">
       <w:start w:val="1"/>
-      <w:numFmt w:val="bullet"/>
-      <w:lvlText w:val=""/>
+      <w:numFmt w:val="none"/>
+      <w:suff w:val="nothing"/>
+      <w:lvlText w:val=""/>
       <w:lvlJc w:val="left"/>
       <w:pPr>
         <w:tabs>
-          <w:tab w:val="num" w:pos="4254"/>
+          <w:tab w:val="num" w:pos="0"/>
         </w:tabs>
-        <w:ind w:left="4254" w:hanging="283"/>
+        <w:ind w:left="0" w:hanging="0"/>
       </w:pPr>
-      <w:rPr>
-        <w:rFonts w:ascii="Symbol" w:hAnsi="Symbol" w:cs="Symbol" w:hint="default"/>
-      </w:rPr>
     </w:lvl>
     <w:lvl w:ilvl="6">
       <w:start w:val="1"/>
-      <w:numFmt w:val="bullet"/>
-      <w:lvlText w:val=""/>
+      <w:numFmt w:val="none"/>
+      <w:suff w:val="nothing"/>
+      <w:lvlText w:val=""/>
       <w:lvlJc w:val="left"/>
       <w:pPr>
         <w:tabs>
-          <w:tab w:val="num" w:pos="4963"/>
+          <w:tab w:val="num" w:pos="0"/>
         </w:tabs>
-        <w:ind w:left="4963" w:hanging="283"/>
+        <w:ind w:left="0" w:hanging="0"/>
       </w:pPr>
-      <w:rPr>
-        <w:rFonts w:ascii="Symbol" w:hAnsi="Symbol" w:cs="Symbol" w:hint="default"/>
-      </w:rPr>
     </w:lvl>
     <w:lvl w:ilvl="7">
       <w:start w:val="1"/>
-      <w:numFmt w:val="bullet"/>
-      <w:lvlText w:val=""/>
+      <w:numFmt w:val="none"/>
+      <w:suff w:val="nothing"/>
+      <w:lvlText w:val=""/>
       <w:lvlJc w:val="left"/>
       <w:pPr>
         <w:tabs>
-          <w:tab w:val="num" w:pos="5672"/>
+          <w:tab w:val="num" w:pos="0"/>
         </w:tabs>
-        <w:ind w:left="5672" w:hanging="283"/>
+        <w:ind w:left="0" w:hanging="0"/>
       </w:pPr>
-      <w:rPr>
-        <w:rFonts w:ascii="Symbol" w:hAnsi="Symbol" w:cs="Symbol" w:hint="default"/>
-      </w:rPr>
     </w:lvl>
     <w:lvl w:ilvl="8">
       <w:start w:val="1"/>
-      <w:numFmt w:val="bullet"/>
-      <w:lvlText w:val=""/>
+      <w:numFmt w:val="none"/>
+      <w:suff w:val="nothing"/>
+      <w:lvlText w:val=""/>
       <w:lvlJc w:val="left"/>
       <w:pPr>
         <w:tabs>
-          <w:tab w:val="num" w:pos="6381"/>
+          <w:tab w:val="num" w:pos="0"/>
         </w:tabs>
-        <w:ind w:left="6381" w:hanging="283"/>
+        <w:ind w:left="0" w:hanging="0"/>
       </w:pPr>
-      <w:rPr>
-        <w:rFonts w:ascii="Symbol" w:hAnsi="Symbol" w:cs="Symbol" w:hint="default"/>
-      </w:rPr>
     </w:lvl>
   </w:abstractNum>
   <w:num w:numId="1">
@@ -13795,7 +13845,7 @@
     <w:pPr>
       <w:numPr>
         <w:ilvl w:val="0"/>
-        <w:numId w:val="2"/>
+        <w:numId w:val="1"/>
       </w:numPr>
       <w:spacing w:before="240" w:after="120"/>
       <w:outlineLvl w:val="0"/>

--- a/LIFEBOOK U939/LIFEBOOK U939.docx
+++ b/LIFEBOOK U939/LIFEBOOK U939.docx
@@ -188,18 +188,7 @@
           <w:szCs w:val="24"/>
           <w:lang w:val="en-US" w:eastAsia="ja-JP" w:bidi="hi-IN"/>
         </w:rPr>
-        <w:t xml:space="preserve">: </w:t>
-      </w:r>
-      <w:r>
-        <w:rPr>
-          <w:rFonts w:eastAsia="Noto Serif CJK JP" w:cs="TakaoPGothic"/>
-          <w:color w:val="auto"/>
-          <w:kern w:val="2"/>
-          <w:sz w:val="24"/>
-          <w:szCs w:val="24"/>
-          <w:lang w:val="en-US" w:eastAsia="ja-JP" w:bidi="hi-IN"/>
-        </w:rPr>
-        <w:t>90.3%</w:t>
+        <w:t>: 90.3%</w:t>
       </w:r>
     </w:p>
     <w:p>
@@ -299,6 +288,41 @@
           <w:lang w:val="en-US" w:eastAsia="ja-JP" w:bidi="hi-IN"/>
         </w:rPr>
         <w:t>」</w:t>
+      </w:r>
+    </w:p>
+    <w:p>
+      <w:pPr>
+        <w:pStyle w:val="Style16"/>
+        <w:rPr>
+          <w:rFonts w:ascii="Liberation Serif" w:hAnsi="Liberation Serif" w:cs="TakaoPGothic"/>
+          <w:color w:val="auto"/>
+          <w:kern w:val="2"/>
+          <w:sz w:val="24"/>
+          <w:szCs w:val="24"/>
+          <w:lang w:val="en-US" w:eastAsia="ja-JP" w:bidi="hi-IN"/>
+        </w:rPr>
+      </w:pPr>
+      <w:r>
+        <w:rPr>
+          <w:rFonts w:cs="TakaoPGothic"/>
+          <w:color w:val="auto"/>
+          <w:kern w:val="2"/>
+          <w:sz w:val="24"/>
+          <w:szCs w:val="24"/>
+          <w:lang w:val="en-US" w:eastAsia="ja-JP" w:bidi="hi-IN"/>
+        </w:rPr>
+        <w:t>LinuxMint 21.3</w:t>
+      </w:r>
+      <w:r>
+        <w:rPr>
+          <w:rFonts w:ascii="Liberation Serif" w:hAnsi="Liberation Serif" w:cs="TakaoPGothic"/>
+          <w:color w:val="auto"/>
+          <w:kern w:val="2"/>
+          <w:sz w:val="24"/>
+          <w:szCs w:val="24"/>
+          <w:lang w:val="en-US" w:eastAsia="ja-JP" w:bidi="hi-IN"/>
+        </w:rPr>
+        <w:t>インストール</w:t>
       </w:r>
     </w:p>
     <w:p>
@@ -537,11 +561,11 @@
         </w:tblCellMar>
       </w:tblPr>
       <w:tblGrid>
-        <w:gridCol w:w="1811"/>
-        <w:gridCol w:w="26"/>
+        <w:gridCol w:w="1810"/>
+        <w:gridCol w:w="27"/>
         <w:gridCol w:w="1818"/>
-        <w:gridCol w:w="46"/>
-        <w:gridCol w:w="1070"/>
+        <w:gridCol w:w="45"/>
+        <w:gridCol w:w="1071"/>
         <w:gridCol w:w="1657"/>
         <w:gridCol w:w="1653"/>
         <w:gridCol w:w="1556"/>
@@ -1470,7 +1494,7 @@
         </w:tc>
         <w:tc>
           <w:tcPr>
-            <w:tcW w:w="1864" w:type="dxa"/>
+            <w:tcW w:w="1863" w:type="dxa"/>
             <w:gridSpan w:val="2"/>
             <w:vMerge w:val="restart"/>
             <w:tcBorders/>
@@ -1493,7 +1517,7 @@
         </w:tc>
         <w:tc>
           <w:tcPr>
-            <w:tcW w:w="1070" w:type="dxa"/>
+            <w:tcW w:w="1071" w:type="dxa"/>
             <w:tcBorders/>
             <w:vAlign w:val="center"/>
           </w:tcPr>
@@ -1611,7 +1635,7 @@
         </w:tc>
         <w:tc>
           <w:tcPr>
-            <w:tcW w:w="1864" w:type="dxa"/>
+            <w:tcW w:w="1863" w:type="dxa"/>
             <w:gridSpan w:val="2"/>
             <w:vMerge w:val="continue"/>
             <w:tcBorders/>
@@ -1638,7 +1662,7 @@
         </w:tc>
         <w:tc>
           <w:tcPr>
-            <w:tcW w:w="1070" w:type="dxa"/>
+            <w:tcW w:w="1071" w:type="dxa"/>
             <w:tcBorders/>
             <w:vAlign w:val="center"/>
           </w:tcPr>
@@ -1803,7 +1827,7 @@
         </w:tc>
         <w:tc>
           <w:tcPr>
-            <w:tcW w:w="1864" w:type="dxa"/>
+            <w:tcW w:w="1863" w:type="dxa"/>
             <w:gridSpan w:val="2"/>
             <w:vMerge w:val="restart"/>
             <w:tcBorders/>
@@ -1834,7 +1858,7 @@
         </w:tc>
         <w:tc>
           <w:tcPr>
-            <w:tcW w:w="1070" w:type="dxa"/>
+            <w:tcW w:w="1071" w:type="dxa"/>
             <w:tcBorders/>
             <w:vAlign w:val="center"/>
           </w:tcPr>
@@ -1907,7 +1931,7 @@
         </w:tc>
         <w:tc>
           <w:tcPr>
-            <w:tcW w:w="1864" w:type="dxa"/>
+            <w:tcW w:w="1863" w:type="dxa"/>
             <w:gridSpan w:val="2"/>
             <w:vMerge w:val="continue"/>
             <w:tcBorders/>
@@ -1934,7 +1958,7 @@
         </w:tc>
         <w:tc>
           <w:tcPr>
-            <w:tcW w:w="1070" w:type="dxa"/>
+            <w:tcW w:w="1071" w:type="dxa"/>
             <w:tcBorders/>
             <w:vAlign w:val="center"/>
           </w:tcPr>
@@ -5193,7 +5217,7 @@
         <w:trPr/>
         <w:tc>
           <w:tcPr>
-            <w:tcW w:w="1811" w:type="dxa"/>
+            <w:tcW w:w="1810" w:type="dxa"/>
             <w:vMerge w:val="restart"/>
             <w:tcBorders/>
             <w:vAlign w:val="center"/>
@@ -5242,7 +5266,7 @@
         </w:tc>
         <w:tc>
           <w:tcPr>
-            <w:tcW w:w="2960" w:type="dxa"/>
+            <w:tcW w:w="2961" w:type="dxa"/>
             <w:gridSpan w:val="4"/>
             <w:tcBorders/>
             <w:vAlign w:val="center"/>
@@ -5289,7 +5313,7 @@
         <w:trPr/>
         <w:tc>
           <w:tcPr>
-            <w:tcW w:w="1811" w:type="dxa"/>
+            <w:tcW w:w="1810" w:type="dxa"/>
             <w:vMerge w:val="continue"/>
             <w:tcBorders/>
             <w:vAlign w:val="center"/>
@@ -5315,7 +5339,7 @@
         </w:tc>
         <w:tc>
           <w:tcPr>
-            <w:tcW w:w="2960" w:type="dxa"/>
+            <w:tcW w:w="2961" w:type="dxa"/>
             <w:gridSpan w:val="4"/>
             <w:tcBorders/>
             <w:vAlign w:val="center"/>
@@ -5374,7 +5398,7 @@
         <w:trPr/>
         <w:tc>
           <w:tcPr>
-            <w:tcW w:w="1811" w:type="dxa"/>
+            <w:tcW w:w="1810" w:type="dxa"/>
             <w:vMerge w:val="continue"/>
             <w:tcBorders/>
             <w:vAlign w:val="center"/>
@@ -5400,7 +5424,7 @@
         </w:tc>
         <w:tc>
           <w:tcPr>
-            <w:tcW w:w="2960" w:type="dxa"/>
+            <w:tcW w:w="2961" w:type="dxa"/>
             <w:gridSpan w:val="4"/>
             <w:tcBorders/>
             <w:vAlign w:val="center"/>
@@ -5482,7 +5506,7 @@
         <w:trPr/>
         <w:tc>
           <w:tcPr>
-            <w:tcW w:w="1811" w:type="dxa"/>
+            <w:tcW w:w="1810" w:type="dxa"/>
             <w:vMerge w:val="continue"/>
             <w:tcBorders/>
             <w:vAlign w:val="center"/>
@@ -5508,7 +5532,7 @@
         </w:tc>
         <w:tc>
           <w:tcPr>
-            <w:tcW w:w="2960" w:type="dxa"/>
+            <w:tcW w:w="2961" w:type="dxa"/>
             <w:gridSpan w:val="4"/>
             <w:tcBorders/>
             <w:vAlign w:val="center"/>
@@ -5590,7 +5614,7 @@
         <w:trPr/>
         <w:tc>
           <w:tcPr>
-            <w:tcW w:w="1811" w:type="dxa"/>
+            <w:tcW w:w="1810" w:type="dxa"/>
             <w:vMerge w:val="continue"/>
             <w:tcBorders/>
             <w:vAlign w:val="center"/>
@@ -5616,7 +5640,7 @@
         </w:tc>
         <w:tc>
           <w:tcPr>
-            <w:tcW w:w="2960" w:type="dxa"/>
+            <w:tcW w:w="2961" w:type="dxa"/>
             <w:gridSpan w:val="4"/>
             <w:tcBorders/>
             <w:vAlign w:val="center"/>
@@ -5671,7 +5695,7 @@
         <w:trPr/>
         <w:tc>
           <w:tcPr>
-            <w:tcW w:w="1811" w:type="dxa"/>
+            <w:tcW w:w="1810" w:type="dxa"/>
             <w:vMerge w:val="continue"/>
             <w:tcBorders/>
             <w:vAlign w:val="center"/>
@@ -5697,7 +5721,7 @@
         </w:tc>
         <w:tc>
           <w:tcPr>
-            <w:tcW w:w="1844" w:type="dxa"/>
+            <w:tcW w:w="1845" w:type="dxa"/>
             <w:gridSpan w:val="2"/>
             <w:vMerge w:val="restart"/>
             <w:tcBorders/>
@@ -5767,7 +5791,7 @@
         <w:trPr/>
         <w:tc>
           <w:tcPr>
-            <w:tcW w:w="1811" w:type="dxa"/>
+            <w:tcW w:w="1810" w:type="dxa"/>
             <w:vMerge w:val="continue"/>
             <w:tcBorders/>
             <w:vAlign w:val="center"/>
@@ -5793,7 +5817,7 @@
         </w:tc>
         <w:tc>
           <w:tcPr>
-            <w:tcW w:w="1844" w:type="dxa"/>
+            <w:tcW w:w="1845" w:type="dxa"/>
             <w:gridSpan w:val="2"/>
             <w:vMerge w:val="continue"/>
             <w:tcBorders/>
@@ -13193,6 +13217,15 @@
         <w:bidi w:val="0"/>
         <w:spacing w:lineRule="auto" w:line="276" w:before="0" w:after="140"/>
         <w:jc w:val="left"/>
+        <w:rPr/>
+      </w:pPr>
+      <w:r>
+        <w:rPr/>
+      </w:r>
+    </w:p>
+    <w:p>
+      <w:pPr>
+        <w:pStyle w:val="Normal"/>
         <w:rPr/>
       </w:pPr>
       <w:r>
